--- a/Основи AI/Драч_ЛР№6_Звіт.docx
+++ b/Основи AI/Драч_ЛР№6_Звіт.docx
@@ -1,6 +1,6 @@
 
 <file path=word/document.xml><?xml version="1.0" encoding="utf-8"?>
-<w:document xmlns:wpc="http://schemas.microsoft.com/office/word/2010/wordprocessingCanvas" xmlns:cx="http://schemas.microsoft.com/office/drawing/2014/chartex" xmlns:cx1="http://schemas.microsoft.com/office/drawing/2015/9/8/chartex" xmlns:cx2="http://schemas.microsoft.com/office/drawing/2015/10/21/chartex" xmlns:cx3="http://schemas.microsoft.com/office/drawing/2016/5/9/chartex" xmlns:cx4="http://schemas.microsoft.com/office/drawing/2016/5/10/chartex" xmlns:cx5="http://schemas.microsoft.com/office/drawing/2016/5/11/chartex" xmlns:cx6="http://schemas.microsoft.com/office/drawing/2016/5/12/chartex" xmlns:cx7="http://schemas.microsoft.com/office/drawing/2016/5/13/chartex" xmlns:cx8="http://schemas.microsoft.com/office/drawing/2016/5/14/chartex" xmlns:mc="http://schemas.openxmlformats.org/markup-compatibility/2006" xmlns:aink="http://schemas.microsoft.com/office/drawing/2016/ink" xmlns:am3d="http://schemas.microsoft.com/office/drawing/2017/model3d" xmlns:o="urn:schemas-microsoft-com:office:office" xmlns:oel="http://schemas.microsoft.com/office/2019/extlst" xmlns:r="http://schemas.openxmlformats.org/officeDocument/2006/relationships" xmlns:m="http://schemas.openxmlformats.org/officeDocument/2006/math" xmlns:v="urn:schemas-microsoft-com:vml" xmlns:wp14="http://schemas.microsoft.com/office/word/2010/wordprocessingDrawing" xmlns:wp="http://schemas.openxmlformats.org/drawingml/2006/wordprocessingDrawing" xmlns:w10="urn:schemas-microsoft-com:office:word" xmlns:w="http://schemas.openxmlformats.org/wordprocessingml/2006/main" xmlns:w14="http://schemas.microsoft.com/office/word/2010/wordml" xmlns:w15="http://schemas.microsoft.com/office/word/2012/wordml" xmlns:w16cex="http://schemas.microsoft.com/office/word/2018/wordml/cex" xmlns:w16cid="http://schemas.microsoft.com/office/word/2016/wordml/cid" xmlns:w16="http://schemas.microsoft.com/office/word/2018/wordml" xmlns:w16sdtdh="http://schemas.microsoft.com/office/word/2020/wordml/sdtdatahash" xmlns:w16se="http://schemas.microsoft.com/office/word/2015/wordml/symex" xmlns:wpg="http://schemas.microsoft.com/office/word/2010/wordprocessingGroup" xmlns:wpi="http://schemas.microsoft.com/office/word/2010/wordprocessingInk" xmlns:wne="http://schemas.microsoft.com/office/word/2006/wordml" xmlns:wps="http://schemas.microsoft.com/office/word/2010/wordprocessingShape" mc:Ignorable="w14 w15 w16se w16cid w16 w16cex w16sdtdh wp14">
+<w:document xmlns:wpc="http://schemas.microsoft.com/office/word/2010/wordprocessingCanvas" xmlns:cx="http://schemas.microsoft.com/office/drawing/2014/chartex" xmlns:cx1="http://schemas.microsoft.com/office/drawing/2015/9/8/chartex" xmlns:cx2="http://schemas.microsoft.com/office/drawing/2015/10/21/chartex" xmlns:cx3="http://schemas.microsoft.com/office/drawing/2016/5/9/chartex" xmlns:cx4="http://schemas.microsoft.com/office/drawing/2016/5/10/chartex" xmlns:cx5="http://schemas.microsoft.com/office/drawing/2016/5/11/chartex" xmlns:cx6="http://schemas.microsoft.com/office/drawing/2016/5/12/chartex" xmlns:cx7="http://schemas.microsoft.com/office/drawing/2016/5/13/chartex" xmlns:cx8="http://schemas.microsoft.com/office/drawing/2016/5/14/chartex" xmlns:mc="http://schemas.openxmlformats.org/markup-compatibility/2006" xmlns:aink="http://schemas.microsoft.com/office/drawing/2016/ink" xmlns:am3d="http://schemas.microsoft.com/office/drawing/2017/model3d" xmlns:o="urn:schemas-microsoft-com:office:office" xmlns:r="http://schemas.openxmlformats.org/officeDocument/2006/relationships" xmlns:m="http://schemas.openxmlformats.org/officeDocument/2006/math" xmlns:v="urn:schemas-microsoft-com:vml" xmlns:wp14="http://schemas.microsoft.com/office/word/2010/wordprocessingDrawing" xmlns:wp="http://schemas.openxmlformats.org/drawingml/2006/wordprocessingDrawing" xmlns:w10="urn:schemas-microsoft-com:office:word" xmlns:w="http://schemas.openxmlformats.org/wordprocessingml/2006/main" xmlns:w14="http://schemas.microsoft.com/office/word/2010/wordml" xmlns:w15="http://schemas.microsoft.com/office/word/2012/wordml" xmlns:w16cex="http://schemas.microsoft.com/office/word/2018/wordml/cex" xmlns:w16cid="http://schemas.microsoft.com/office/word/2016/wordml/cid" xmlns:w16="http://schemas.microsoft.com/office/word/2018/wordml" xmlns:w16sdtdh="http://schemas.microsoft.com/office/word/2020/wordml/sdtdatahash" xmlns:w16se="http://schemas.microsoft.com/office/word/2015/wordml/symex" xmlns:wpg="http://schemas.microsoft.com/office/word/2010/wordprocessingGroup" xmlns:wpi="http://schemas.microsoft.com/office/word/2010/wordprocessingInk" xmlns:wne="http://schemas.microsoft.com/office/word/2006/wordml" xmlns:wps="http://schemas.microsoft.com/office/word/2010/wordprocessingShape" mc:Ignorable="w14 w15 w16se w16cid w16 w16cex w16sdtdh wp14">
   <w:body>
     <w:p>
       <w:pPr>
@@ -87,39 +87,7 @@
           <w:szCs w:val="28"/>
           <w:lang w:val="uk-UA"/>
         </w:rPr>
-        <w:t xml:space="preserve"> Систематизувати знання про COPILOT-моделі, закріпити практичні</w:t>
-      </w:r>
-      <w:r>
-        <w:rPr>
-          <w:sz w:val="28"/>
-          <w:szCs w:val="28"/>
-          <w:lang w:val="uk-UA"/>
-        </w:rPr>
-        <w:t xml:space="preserve"> </w:t>
-      </w:r>
-      <w:r>
-        <w:rPr>
-          <w:sz w:val="28"/>
-          <w:szCs w:val="28"/>
-          <w:lang w:val="uk-UA"/>
-        </w:rPr>
-        <w:t>навички їх використання та розширити уявлення про потенційні застосування у</w:t>
-      </w:r>
-      <w:r>
-        <w:rPr>
-          <w:sz w:val="28"/>
-          <w:szCs w:val="28"/>
-          <w:lang w:val="uk-UA"/>
-        </w:rPr>
-        <w:t xml:space="preserve"> </w:t>
-      </w:r>
-      <w:r>
-        <w:rPr>
-          <w:sz w:val="28"/>
-          <w:szCs w:val="28"/>
-          <w:lang w:val="uk-UA"/>
-        </w:rPr>
-        <w:t>різних сферах.</w:t>
+        <w:t xml:space="preserve"> Систематизувати знання про COPILOT-моделі, закріпити практичні навички їх використання та розширити уявлення про потенційні застосування у різних сферах.</w:t>
       </w:r>
     </w:p>
     <w:p>
@@ -275,182 +243,4591 @@
           <w:szCs w:val="28"/>
           <w:lang w:val="uk-UA"/>
         </w:rPr>
-        <w:t>–</w:t>
-      </w:r>
-      <w:r>
-        <w:rPr>
-          <w:sz w:val="28"/>
-          <w:szCs w:val="28"/>
-          <w:lang w:val="uk-UA"/>
-        </w:rPr>
-        <w:t xml:space="preserve"> написання есе на задану тему</w:t>
-      </w:r>
-      <w:r>
-        <w:rPr>
-          <w:sz w:val="28"/>
-          <w:szCs w:val="28"/>
-          <w:lang w:val="uk-UA"/>
-        </w:rPr>
-        <w:t>:</w:t>
-      </w:r>
-    </w:p>
-    <w:p>
-      <w:pPr>
-        <w:spacing w:after="0"/>
-        <w:rPr>
-          <w:sz w:val="28"/>
-          <w:szCs w:val="28"/>
-          <w:lang w:val="en-US"/>
-        </w:rPr>
-      </w:pPr>
-    </w:p>
-    <w:p>
-      <w:pPr>
-        <w:spacing w:after="0"/>
-        <w:rPr>
-          <w:sz w:val="28"/>
-          <w:szCs w:val="28"/>
-          <w:lang w:val="uk-UA"/>
-        </w:rPr>
-      </w:pPr>
-      <w:r>
-        <w:rPr>
-          <w:sz w:val="28"/>
-          <w:szCs w:val="28"/>
-          <w:lang w:val="uk-UA"/>
-        </w:rPr>
-        <w:t>–</w:t>
-      </w:r>
-      <w:r>
-        <w:rPr>
-          <w:sz w:val="28"/>
-          <w:szCs w:val="28"/>
-          <w:lang w:val="uk-UA"/>
-        </w:rPr>
-        <w:t xml:space="preserve"> створення сценарію для короткого відео</w:t>
-      </w:r>
-      <w:r>
-        <w:rPr>
-          <w:sz w:val="28"/>
-          <w:szCs w:val="28"/>
-          <w:lang w:val="uk-UA"/>
-        </w:rPr>
-        <w:t>:</w:t>
-      </w:r>
-    </w:p>
-    <w:p>
-      <w:pPr>
-        <w:spacing w:after="0"/>
-        <w:rPr>
-          <w:sz w:val="28"/>
-          <w:szCs w:val="28"/>
-          <w:lang w:val="uk-UA"/>
-        </w:rPr>
-      </w:pPr>
-    </w:p>
-    <w:p>
-      <w:pPr>
-        <w:spacing w:after="0"/>
-        <w:rPr>
-          <w:sz w:val="28"/>
-          <w:szCs w:val="28"/>
-          <w:lang w:val="uk-UA"/>
-        </w:rPr>
-      </w:pPr>
-      <w:r>
-        <w:rPr>
-          <w:sz w:val="28"/>
-          <w:szCs w:val="28"/>
-          <w:lang w:val="uk-UA"/>
-        </w:rPr>
-        <w:t>–</w:t>
-      </w:r>
-      <w:r>
-        <w:rPr>
-          <w:sz w:val="28"/>
-          <w:szCs w:val="28"/>
-          <w:lang w:val="uk-UA"/>
-        </w:rPr>
-        <w:t xml:space="preserve"> генерація поезії або пісні</w:t>
-      </w:r>
-      <w:r>
-        <w:rPr>
-          <w:sz w:val="28"/>
-          <w:szCs w:val="28"/>
-          <w:lang w:val="uk-UA"/>
-        </w:rPr>
-        <w:t>:</w:t>
-      </w:r>
-    </w:p>
-    <w:p>
-      <w:pPr>
-        <w:spacing w:after="0"/>
-        <w:rPr>
-          <w:sz w:val="28"/>
-          <w:szCs w:val="28"/>
-          <w:lang w:val="uk-UA"/>
-        </w:rPr>
-      </w:pPr>
-    </w:p>
-    <w:p>
-      <w:pPr>
-        <w:spacing w:after="0"/>
-        <w:rPr>
-          <w:sz w:val="28"/>
-          <w:szCs w:val="28"/>
-          <w:lang w:val="uk-UA"/>
-        </w:rPr>
-      </w:pPr>
-      <w:r>
-        <w:rPr>
-          <w:sz w:val="28"/>
-          <w:szCs w:val="28"/>
-          <w:lang w:val="uk-UA"/>
-        </w:rPr>
-        <w:t>–</w:t>
-      </w:r>
-      <w:r>
-        <w:rPr>
-          <w:sz w:val="28"/>
-          <w:szCs w:val="28"/>
-          <w:lang w:val="uk-UA"/>
-        </w:rPr>
-        <w:t xml:space="preserve"> написання коду на певній мові програмування</w:t>
-      </w:r>
-      <w:r>
-        <w:rPr>
-          <w:sz w:val="28"/>
-          <w:szCs w:val="28"/>
-          <w:lang w:val="uk-UA"/>
-        </w:rPr>
-        <w:t>:</w:t>
-      </w:r>
-    </w:p>
-    <w:p>
-      <w:pPr>
-        <w:spacing w:after="0"/>
-        <w:rPr>
-          <w:sz w:val="28"/>
-          <w:szCs w:val="28"/>
-          <w:lang w:val="uk-UA"/>
-        </w:rPr>
-      </w:pPr>
-    </w:p>
-    <w:p>
-      <w:pPr>
-        <w:spacing w:after="0"/>
-        <w:rPr>
-          <w:sz w:val="28"/>
-          <w:szCs w:val="28"/>
-          <w:lang w:val="uk-UA"/>
-        </w:rPr>
-      </w:pPr>
-      <w:r>
-        <w:rPr>
-          <w:sz w:val="28"/>
-          <w:szCs w:val="28"/>
-          <w:lang w:val="uk-UA"/>
-        </w:rPr>
+        <w:t>– написання есе на задану тему:</w:t>
+      </w:r>
+    </w:p>
+    <w:p>
+      <w:pPr>
+        <w:spacing w:after="0"/>
+        <w:rPr>
+          <w:sz w:val="28"/>
+          <w:szCs w:val="28"/>
+          <w:lang w:val="uk-UA"/>
+        </w:rPr>
+      </w:pPr>
+      <w:r>
+        <w:rPr>
+          <w:lang w:val="uk-UA"/>
+        </w:rPr>
+        <w:drawing>
+          <wp:inline distT="0" distB="0" distL="0" distR="0" wp14:anchorId="0484D8FF" wp14:editId="054835C9">
+            <wp:extent cx="6645910" cy="5076190"/>
+            <wp:effectExtent l="0" t="0" r="2540" b="0"/>
+            <wp:docPr id="1" name="Рисунок 1"/>
+            <wp:cNvGraphicFramePr>
+              <a:graphicFrameLocks xmlns:a="http://schemas.openxmlformats.org/drawingml/2006/main" noChangeAspect="1"/>
+            </wp:cNvGraphicFramePr>
+            <a:graphic xmlns:a="http://schemas.openxmlformats.org/drawingml/2006/main">
+              <a:graphicData uri="http://schemas.openxmlformats.org/drawingml/2006/picture">
+                <pic:pic xmlns:pic="http://schemas.openxmlformats.org/drawingml/2006/picture">
+                  <pic:nvPicPr>
+                    <pic:cNvPr id="1" name=""/>
+                    <pic:cNvPicPr/>
+                  </pic:nvPicPr>
+                  <pic:blipFill>
+                    <a:blip r:embed="rId4"/>
+                    <a:stretch>
+                      <a:fillRect/>
+                    </a:stretch>
+                  </pic:blipFill>
+                  <pic:spPr>
+                    <a:xfrm>
+                      <a:off x="0" y="0"/>
+                      <a:ext cx="6645910" cy="5076190"/>
+                    </a:xfrm>
+                    <a:prstGeom prst="rect">
+                      <a:avLst/>
+                    </a:prstGeom>
+                  </pic:spPr>
+                </pic:pic>
+              </a:graphicData>
+            </a:graphic>
+          </wp:inline>
+        </w:drawing>
+      </w:r>
+    </w:p>
+    <w:p>
+      <w:pPr>
+        <w:rPr>
+          <w:sz w:val="28"/>
+          <w:szCs w:val="28"/>
+          <w:lang w:val="uk-UA"/>
+        </w:rPr>
+      </w:pPr>
+      <w:r>
+        <w:rPr>
+          <w:sz w:val="28"/>
+          <w:szCs w:val="28"/>
+          <w:lang w:val="uk-UA"/>
+        </w:rPr>
+        <w:br w:type="page"/>
+      </w:r>
+    </w:p>
+    <w:p>
+      <w:pPr>
+        <w:spacing w:after="0"/>
+        <w:rPr>
+          <w:sz w:val="28"/>
+          <w:szCs w:val="28"/>
+          <w:lang w:val="uk-UA"/>
+        </w:rPr>
+      </w:pPr>
+      <w:r>
+        <w:rPr>
+          <w:sz w:val="28"/>
+          <w:szCs w:val="28"/>
+          <w:lang w:val="uk-UA"/>
+        </w:rPr>
+        <w:lastRenderedPageBreak/>
+        <w:t>– створення сценарію для короткого відео:</w:t>
+      </w:r>
+    </w:p>
+    <w:p>
+      <w:pPr>
+        <w:spacing w:after="0"/>
+        <w:rPr>
+          <w:sz w:val="28"/>
+          <w:szCs w:val="28"/>
+          <w:lang w:val="uk-UA"/>
+        </w:rPr>
+      </w:pPr>
+      <w:r>
+        <w:rPr>
+          <w:lang w:val="uk-UA"/>
+        </w:rPr>
+        <w:drawing>
+          <wp:inline distT="0" distB="0" distL="0" distR="0" wp14:anchorId="16330828" wp14:editId="236476FF">
+            <wp:extent cx="5197260" cy="6372520"/>
+            <wp:effectExtent l="0" t="0" r="3810" b="0"/>
+            <wp:docPr id="2" name="Рисунок 2"/>
+            <wp:cNvGraphicFramePr>
+              <a:graphicFrameLocks xmlns:a="http://schemas.openxmlformats.org/drawingml/2006/main" noChangeAspect="1"/>
+            </wp:cNvGraphicFramePr>
+            <a:graphic xmlns:a="http://schemas.openxmlformats.org/drawingml/2006/main">
+              <a:graphicData uri="http://schemas.openxmlformats.org/drawingml/2006/picture">
+                <pic:pic xmlns:pic="http://schemas.openxmlformats.org/drawingml/2006/picture">
+                  <pic:nvPicPr>
+                    <pic:cNvPr id="1" name=""/>
+                    <pic:cNvPicPr/>
+                  </pic:nvPicPr>
+                  <pic:blipFill>
+                    <a:blip r:embed="rId5"/>
+                    <a:stretch>
+                      <a:fillRect/>
+                    </a:stretch>
+                  </pic:blipFill>
+                  <pic:spPr>
+                    <a:xfrm>
+                      <a:off x="0" y="0"/>
+                      <a:ext cx="5202898" cy="6379433"/>
+                    </a:xfrm>
+                    <a:prstGeom prst="rect">
+                      <a:avLst/>
+                    </a:prstGeom>
+                  </pic:spPr>
+                </pic:pic>
+              </a:graphicData>
+            </a:graphic>
+          </wp:inline>
+        </w:drawing>
+      </w:r>
+    </w:p>
+    <w:p>
+      <w:pPr>
+        <w:rPr>
+          <w:sz w:val="28"/>
+          <w:szCs w:val="28"/>
+          <w:lang w:val="uk-UA"/>
+        </w:rPr>
+      </w:pPr>
+      <w:r>
+        <w:rPr>
+          <w:lang w:val="uk-UA"/>
+        </w:rPr>
+        <w:drawing>
+          <wp:inline distT="0" distB="0" distL="0" distR="0" wp14:anchorId="7A3194C4" wp14:editId="02312F13">
+            <wp:extent cx="5190715" cy="2790334"/>
+            <wp:effectExtent l="0" t="0" r="0" b="0"/>
+            <wp:docPr id="3" name="Рисунок 3"/>
+            <wp:cNvGraphicFramePr>
+              <a:graphicFrameLocks xmlns:a="http://schemas.openxmlformats.org/drawingml/2006/main" noChangeAspect="1"/>
+            </wp:cNvGraphicFramePr>
+            <a:graphic xmlns:a="http://schemas.openxmlformats.org/drawingml/2006/main">
+              <a:graphicData uri="http://schemas.openxmlformats.org/drawingml/2006/picture">
+                <pic:pic xmlns:pic="http://schemas.openxmlformats.org/drawingml/2006/picture">
+                  <pic:nvPicPr>
+                    <pic:cNvPr id="1" name=""/>
+                    <pic:cNvPicPr/>
+                  </pic:nvPicPr>
+                  <pic:blipFill>
+                    <a:blip r:embed="rId6"/>
+                    <a:stretch>
+                      <a:fillRect/>
+                    </a:stretch>
+                  </pic:blipFill>
+                  <pic:spPr>
+                    <a:xfrm>
+                      <a:off x="0" y="0"/>
+                      <a:ext cx="5244330" cy="2819155"/>
+                    </a:xfrm>
+                    <a:prstGeom prst="rect">
+                      <a:avLst/>
+                    </a:prstGeom>
+                  </pic:spPr>
+                </pic:pic>
+              </a:graphicData>
+            </a:graphic>
+          </wp:inline>
+        </w:drawing>
+      </w:r>
+    </w:p>
+    <w:p>
+      <w:pPr>
+        <w:spacing w:after="0"/>
+        <w:rPr>
+          <w:sz w:val="28"/>
+          <w:szCs w:val="28"/>
+          <w:lang w:val="uk-UA"/>
+        </w:rPr>
+      </w:pPr>
+      <w:r>
+        <w:rPr>
+          <w:sz w:val="28"/>
+          <w:szCs w:val="28"/>
+          <w:lang w:val="uk-UA"/>
+        </w:rPr>
+        <w:lastRenderedPageBreak/>
+        <w:t>– генерація поезії або пісні:</w:t>
+      </w:r>
+    </w:p>
+    <w:p>
+      <w:pPr>
+        <w:spacing w:after="0"/>
+        <w:rPr>
+          <w:sz w:val="28"/>
+          <w:szCs w:val="28"/>
+          <w:lang w:val="uk-UA"/>
+        </w:rPr>
+      </w:pPr>
+      <w:r>
+        <w:rPr>
+          <w:lang w:val="uk-UA"/>
+        </w:rPr>
+        <w:drawing>
+          <wp:inline distT="0" distB="0" distL="0" distR="0" wp14:anchorId="72C2C6F3" wp14:editId="3557435A">
+            <wp:extent cx="5981700" cy="4429125"/>
+            <wp:effectExtent l="0" t="0" r="0" b="9525"/>
+            <wp:docPr id="4" name="Рисунок 4"/>
+            <wp:cNvGraphicFramePr>
+              <a:graphicFrameLocks xmlns:a="http://schemas.openxmlformats.org/drawingml/2006/main" noChangeAspect="1"/>
+            </wp:cNvGraphicFramePr>
+            <a:graphic xmlns:a="http://schemas.openxmlformats.org/drawingml/2006/main">
+              <a:graphicData uri="http://schemas.openxmlformats.org/drawingml/2006/picture">
+                <pic:pic xmlns:pic="http://schemas.openxmlformats.org/drawingml/2006/picture">
+                  <pic:nvPicPr>
+                    <pic:cNvPr id="1" name=""/>
+                    <pic:cNvPicPr/>
+                  </pic:nvPicPr>
+                  <pic:blipFill>
+                    <a:blip r:embed="rId7"/>
+                    <a:stretch>
+                      <a:fillRect/>
+                    </a:stretch>
+                  </pic:blipFill>
+                  <pic:spPr>
+                    <a:xfrm>
+                      <a:off x="0" y="0"/>
+                      <a:ext cx="5981700" cy="4429125"/>
+                    </a:xfrm>
+                    <a:prstGeom prst="rect">
+                      <a:avLst/>
+                    </a:prstGeom>
+                  </pic:spPr>
+                </pic:pic>
+              </a:graphicData>
+            </a:graphic>
+          </wp:inline>
+        </w:drawing>
+      </w:r>
+    </w:p>
+    <w:p>
+      <w:pPr>
+        <w:spacing w:after="0"/>
+        <w:rPr>
+          <w:sz w:val="28"/>
+          <w:szCs w:val="28"/>
+          <w:lang w:val="uk-UA"/>
+        </w:rPr>
+      </w:pPr>
+    </w:p>
+    <w:p>
+      <w:pPr>
+        <w:spacing w:after="0"/>
+        <w:rPr>
+          <w:sz w:val="28"/>
+          <w:szCs w:val="28"/>
+          <w:lang w:val="uk-UA"/>
+        </w:rPr>
+      </w:pPr>
+      <w:r>
+        <w:rPr>
+          <w:sz w:val="28"/>
+          <w:szCs w:val="28"/>
+          <w:lang w:val="uk-UA"/>
+        </w:rPr>
+        <w:t>– написання коду на певній мові програмування:</w:t>
+      </w:r>
+    </w:p>
+    <w:p>
+      <w:pPr>
+        <w:spacing w:after="0"/>
+        <w:rPr>
+          <w:sz w:val="28"/>
+          <w:szCs w:val="28"/>
+          <w:lang w:val="uk-UA"/>
+        </w:rPr>
+      </w:pPr>
+      <w:r>
+        <w:rPr>
+          <w:sz w:val="28"/>
+          <w:szCs w:val="28"/>
+          <w:lang w:val="uk-UA"/>
+        </w:rPr>
+        <w:t>Запит:</w:t>
+      </w:r>
+    </w:p>
+    <w:p>
+      <w:pPr>
+        <w:spacing w:after="0"/>
+        <w:rPr>
+          <w:sz w:val="28"/>
+          <w:szCs w:val="28"/>
+          <w:lang w:val="uk-UA"/>
+        </w:rPr>
+      </w:pPr>
+      <w:r>
+        <w:rPr>
+          <w:sz w:val="28"/>
+          <w:szCs w:val="28"/>
+          <w:lang w:val="uk-UA"/>
+        </w:rPr>
+        <w:t xml:space="preserve">Напиши програмний код: Мова виконання: с#, консольний додаток. Додаток повинен </w:t>
+      </w:r>
+      <w:proofErr w:type="spellStart"/>
+      <w:r>
+        <w:rPr>
+          <w:sz w:val="28"/>
+          <w:szCs w:val="28"/>
+          <w:lang w:val="uk-UA"/>
+        </w:rPr>
+        <w:t>рохраховувати</w:t>
+      </w:r>
+      <w:proofErr w:type="spellEnd"/>
+      <w:r>
+        <w:rPr>
+          <w:sz w:val="28"/>
+          <w:szCs w:val="28"/>
+          <w:lang w:val="uk-UA"/>
+        </w:rPr>
+        <w:t xml:space="preserve"> калорійність підтримки за формулою </w:t>
+      </w:r>
+      <w:proofErr w:type="spellStart"/>
+      <w:r>
+        <w:rPr>
+          <w:sz w:val="28"/>
+          <w:szCs w:val="28"/>
+          <w:lang w:val="uk-UA"/>
+        </w:rPr>
+        <w:t>Міффліна</w:t>
+      </w:r>
+      <w:proofErr w:type="spellEnd"/>
+      <w:r>
+        <w:rPr>
+          <w:sz w:val="28"/>
+          <w:szCs w:val="28"/>
+          <w:lang w:val="uk-UA"/>
+        </w:rPr>
+        <w:t xml:space="preserve">-Сан </w:t>
+      </w:r>
+      <w:proofErr w:type="spellStart"/>
+      <w:r>
+        <w:rPr>
+          <w:sz w:val="28"/>
+          <w:szCs w:val="28"/>
+          <w:lang w:val="uk-UA"/>
+        </w:rPr>
+        <w:t>Жеора</w:t>
+      </w:r>
+      <w:proofErr w:type="spellEnd"/>
+      <w:r>
+        <w:rPr>
+          <w:sz w:val="28"/>
+          <w:szCs w:val="28"/>
+          <w:lang w:val="uk-UA"/>
+        </w:rPr>
+        <w:t xml:space="preserve">. </w:t>
+      </w:r>
+    </w:p>
+    <w:p>
+      <w:pPr>
+        <w:spacing w:after="0"/>
+        <w:rPr>
+          <w:sz w:val="28"/>
+          <w:szCs w:val="28"/>
+          <w:lang w:val="uk-UA"/>
+        </w:rPr>
+      </w:pPr>
+      <w:r>
+        <w:rPr>
+          <w:sz w:val="28"/>
+          <w:szCs w:val="28"/>
+          <w:lang w:val="uk-UA"/>
+        </w:rPr>
+        <w:t xml:space="preserve">Напиши код тільки методу </w:t>
+      </w:r>
+      <w:proofErr w:type="spellStart"/>
+      <w:r>
+        <w:rPr>
+          <w:sz w:val="28"/>
+          <w:szCs w:val="28"/>
+          <w:lang w:val="uk-UA"/>
+        </w:rPr>
+        <w:t>Main</w:t>
+      </w:r>
+      <w:proofErr w:type="spellEnd"/>
+      <w:r>
+        <w:rPr>
+          <w:sz w:val="28"/>
+          <w:szCs w:val="28"/>
+          <w:lang w:val="uk-UA"/>
+        </w:rPr>
+        <w:t xml:space="preserve"> та інших необхідних методів для обчислення. </w:t>
+      </w:r>
+      <w:proofErr w:type="spellStart"/>
+      <w:r>
+        <w:rPr>
+          <w:sz w:val="28"/>
+          <w:szCs w:val="28"/>
+          <w:lang w:val="uk-UA"/>
+        </w:rPr>
+        <w:t>namespace</w:t>
+      </w:r>
+      <w:proofErr w:type="spellEnd"/>
+      <w:r>
+        <w:rPr>
+          <w:sz w:val="28"/>
+          <w:szCs w:val="28"/>
+          <w:lang w:val="uk-UA"/>
+        </w:rPr>
+        <w:t xml:space="preserve"> та </w:t>
+      </w:r>
+      <w:proofErr w:type="spellStart"/>
+      <w:r>
+        <w:rPr>
+          <w:sz w:val="28"/>
+          <w:szCs w:val="28"/>
+          <w:lang w:val="uk-UA"/>
+        </w:rPr>
+        <w:t>class</w:t>
+      </w:r>
+      <w:proofErr w:type="spellEnd"/>
+      <w:r>
+        <w:rPr>
+          <w:sz w:val="28"/>
+          <w:szCs w:val="28"/>
+          <w:lang w:val="uk-UA"/>
+        </w:rPr>
+        <w:t xml:space="preserve"> вказувати непотрібно.</w:t>
+      </w:r>
+    </w:p>
+    <w:p>
+      <w:pPr>
+        <w:spacing w:after="0"/>
+        <w:rPr>
+          <w:sz w:val="28"/>
+          <w:szCs w:val="28"/>
+          <w:lang w:val="uk-UA"/>
+        </w:rPr>
+      </w:pPr>
+      <w:r>
+        <w:rPr>
+          <w:sz w:val="28"/>
+          <w:szCs w:val="28"/>
+          <w:lang w:val="uk-UA"/>
+        </w:rPr>
+        <w:t xml:space="preserve">Додаток повинен запитувати ключові дані для розрахування за формулою з перевіркою на коректність даних. </w:t>
+      </w:r>
+    </w:p>
+    <w:p>
+      <w:pPr>
+        <w:spacing w:after="0"/>
+        <w:rPr>
+          <w:sz w:val="28"/>
+          <w:szCs w:val="28"/>
+          <w:lang w:val="uk-UA"/>
+        </w:rPr>
+      </w:pPr>
+      <w:r>
+        <w:rPr>
+          <w:sz w:val="28"/>
+          <w:szCs w:val="28"/>
+          <w:lang w:val="uk-UA"/>
+        </w:rPr>
+        <w:t>об'єм коду до 100 рядків.</w:t>
+      </w:r>
+    </w:p>
+    <w:p>
+      <w:pPr>
+        <w:spacing w:after="0"/>
+        <w:rPr>
+          <w:sz w:val="28"/>
+          <w:szCs w:val="28"/>
+          <w:lang w:val="uk-UA"/>
+        </w:rPr>
+      </w:pPr>
+    </w:p>
+    <w:p>
+      <w:pPr>
+        <w:spacing w:after="0"/>
+        <w:rPr>
+          <w:sz w:val="28"/>
+          <w:szCs w:val="28"/>
+          <w:lang w:val="uk-UA"/>
+        </w:rPr>
+      </w:pPr>
+      <w:r>
+        <w:rPr>
+          <w:sz w:val="28"/>
+          <w:szCs w:val="28"/>
+          <w:lang w:val="uk-UA"/>
+        </w:rPr>
+        <w:t>Відповідь ШІ:</w:t>
+      </w:r>
+    </w:p>
+    <w:p>
+      <w:pPr>
+        <w:spacing w:after="0"/>
+        <w:rPr>
+          <w:sz w:val="28"/>
+          <w:szCs w:val="28"/>
+          <w:lang w:val="uk-UA"/>
+        </w:rPr>
+      </w:pPr>
+      <w:proofErr w:type="spellStart"/>
+      <w:r>
+        <w:rPr>
+          <w:sz w:val="28"/>
+          <w:szCs w:val="28"/>
+          <w:lang w:val="uk-UA"/>
+        </w:rPr>
+        <w:t>using</w:t>
+      </w:r>
+      <w:proofErr w:type="spellEnd"/>
+      <w:r>
+        <w:rPr>
+          <w:sz w:val="28"/>
+          <w:szCs w:val="28"/>
+          <w:lang w:val="uk-UA"/>
+        </w:rPr>
+        <w:t xml:space="preserve"> </w:t>
+      </w:r>
+      <w:proofErr w:type="spellStart"/>
+      <w:r>
+        <w:rPr>
+          <w:sz w:val="28"/>
+          <w:szCs w:val="28"/>
+          <w:lang w:val="uk-UA"/>
+        </w:rPr>
+        <w:t>System</w:t>
+      </w:r>
+      <w:proofErr w:type="spellEnd"/>
+      <w:r>
+        <w:rPr>
+          <w:sz w:val="28"/>
+          <w:szCs w:val="28"/>
+          <w:lang w:val="uk-UA"/>
+        </w:rPr>
+        <w:t>;</w:t>
+      </w:r>
+    </w:p>
+    <w:p>
+      <w:pPr>
+        <w:spacing w:after="0"/>
+        <w:rPr>
+          <w:sz w:val="28"/>
+          <w:szCs w:val="28"/>
+          <w:lang w:val="uk-UA"/>
+        </w:rPr>
+      </w:pPr>
+    </w:p>
+    <w:p>
+      <w:pPr>
+        <w:spacing w:after="0"/>
+        <w:rPr>
+          <w:sz w:val="28"/>
+          <w:szCs w:val="28"/>
+          <w:lang w:val="uk-UA"/>
+        </w:rPr>
+      </w:pPr>
+      <w:proofErr w:type="spellStart"/>
+      <w:r>
+        <w:rPr>
+          <w:sz w:val="28"/>
+          <w:szCs w:val="28"/>
+          <w:lang w:val="uk-UA"/>
+        </w:rPr>
+        <w:t>class</w:t>
+      </w:r>
+      <w:proofErr w:type="spellEnd"/>
+      <w:r>
+        <w:rPr>
+          <w:sz w:val="28"/>
+          <w:szCs w:val="28"/>
+          <w:lang w:val="uk-UA"/>
+        </w:rPr>
+        <w:t xml:space="preserve"> </w:t>
+      </w:r>
+      <w:proofErr w:type="spellStart"/>
+      <w:r>
+        <w:rPr>
+          <w:sz w:val="28"/>
+          <w:szCs w:val="28"/>
+          <w:lang w:val="uk-UA"/>
+        </w:rPr>
+        <w:t>Program</w:t>
+      </w:r>
+      <w:proofErr w:type="spellEnd"/>
+    </w:p>
+    <w:p>
+      <w:pPr>
+        <w:spacing w:after="0"/>
+        <w:rPr>
+          <w:sz w:val="28"/>
+          <w:szCs w:val="28"/>
+          <w:lang w:val="uk-UA"/>
+        </w:rPr>
+      </w:pPr>
+      <w:r>
+        <w:rPr>
+          <w:sz w:val="28"/>
+          <w:szCs w:val="28"/>
+          <w:lang w:val="uk-UA"/>
+        </w:rPr>
+        <w:t>{</w:t>
+      </w:r>
+    </w:p>
+    <w:p>
+      <w:pPr>
+        <w:spacing w:after="0"/>
+        <w:rPr>
+          <w:sz w:val="28"/>
+          <w:szCs w:val="28"/>
+          <w:lang w:val="uk-UA"/>
+        </w:rPr>
+      </w:pPr>
+      <w:r>
+        <w:rPr>
+          <w:sz w:val="28"/>
+          <w:szCs w:val="28"/>
+          <w:lang w:val="uk-UA"/>
+        </w:rPr>
+        <w:t xml:space="preserve">    </w:t>
+      </w:r>
+      <w:proofErr w:type="spellStart"/>
+      <w:r>
+        <w:rPr>
+          <w:sz w:val="28"/>
+          <w:szCs w:val="28"/>
+          <w:lang w:val="uk-UA"/>
+        </w:rPr>
+        <w:t>static</w:t>
+      </w:r>
+      <w:proofErr w:type="spellEnd"/>
+      <w:r>
+        <w:rPr>
+          <w:sz w:val="28"/>
+          <w:szCs w:val="28"/>
+          <w:lang w:val="uk-UA"/>
+        </w:rPr>
+        <w:t xml:space="preserve"> </w:t>
+      </w:r>
+      <w:proofErr w:type="spellStart"/>
+      <w:r>
+        <w:rPr>
+          <w:sz w:val="28"/>
+          <w:szCs w:val="28"/>
+          <w:lang w:val="uk-UA"/>
+        </w:rPr>
+        <w:t>void</w:t>
+      </w:r>
+      <w:proofErr w:type="spellEnd"/>
+      <w:r>
+        <w:rPr>
+          <w:sz w:val="28"/>
+          <w:szCs w:val="28"/>
+          <w:lang w:val="uk-UA"/>
+        </w:rPr>
+        <w:t xml:space="preserve"> </w:t>
+      </w:r>
+      <w:proofErr w:type="spellStart"/>
+      <w:r>
+        <w:rPr>
+          <w:sz w:val="28"/>
+          <w:szCs w:val="28"/>
+          <w:lang w:val="uk-UA"/>
+        </w:rPr>
+        <w:t>Main</w:t>
+      </w:r>
+      <w:proofErr w:type="spellEnd"/>
+      <w:r>
+        <w:rPr>
+          <w:sz w:val="28"/>
+          <w:szCs w:val="28"/>
+          <w:lang w:val="uk-UA"/>
+        </w:rPr>
+        <w:t>()</w:t>
+      </w:r>
+    </w:p>
+    <w:p>
+      <w:pPr>
+        <w:spacing w:after="0"/>
+        <w:rPr>
+          <w:sz w:val="28"/>
+          <w:szCs w:val="28"/>
+          <w:lang w:val="uk-UA"/>
+        </w:rPr>
+      </w:pPr>
+      <w:r>
+        <w:rPr>
+          <w:sz w:val="28"/>
+          <w:szCs w:val="28"/>
+          <w:lang w:val="uk-UA"/>
+        </w:rPr>
+        <w:t xml:space="preserve">    {</w:t>
+      </w:r>
+    </w:p>
+    <w:p>
+      <w:pPr>
+        <w:spacing w:after="0"/>
+        <w:rPr>
+          <w:sz w:val="28"/>
+          <w:szCs w:val="28"/>
+          <w:lang w:val="uk-UA"/>
+        </w:rPr>
+      </w:pPr>
+      <w:r>
+        <w:rPr>
+          <w:sz w:val="28"/>
+          <w:szCs w:val="28"/>
+          <w:lang w:val="uk-UA"/>
+        </w:rPr>
+        <w:t xml:space="preserve">        </w:t>
+      </w:r>
+      <w:proofErr w:type="spellStart"/>
+      <w:r>
+        <w:rPr>
+          <w:sz w:val="28"/>
+          <w:szCs w:val="28"/>
+          <w:lang w:val="uk-UA"/>
+        </w:rPr>
+        <w:t>Console.WriteLine</w:t>
+      </w:r>
+      <w:proofErr w:type="spellEnd"/>
+      <w:r>
+        <w:rPr>
+          <w:sz w:val="28"/>
+          <w:szCs w:val="28"/>
+          <w:lang w:val="uk-UA"/>
+        </w:rPr>
+        <w:t xml:space="preserve">("Розрахунок калорійності підтримки (формула </w:t>
+      </w:r>
+      <w:proofErr w:type="spellStart"/>
+      <w:r>
+        <w:rPr>
+          <w:sz w:val="28"/>
+          <w:szCs w:val="28"/>
+          <w:lang w:val="uk-UA"/>
+        </w:rPr>
+        <w:t>Міффліна</w:t>
+      </w:r>
+      <w:proofErr w:type="spellEnd"/>
+      <w:r>
+        <w:rPr>
+          <w:sz w:val="28"/>
+          <w:szCs w:val="28"/>
+          <w:lang w:val="uk-UA"/>
+        </w:rPr>
+        <w:t xml:space="preserve">-Сан </w:t>
+      </w:r>
+      <w:proofErr w:type="spellStart"/>
+      <w:r>
+        <w:rPr>
+          <w:sz w:val="28"/>
+          <w:szCs w:val="28"/>
+          <w:lang w:val="uk-UA"/>
+        </w:rPr>
+        <w:t>Жеора</w:t>
+      </w:r>
+      <w:proofErr w:type="spellEnd"/>
+      <w:r>
+        <w:rPr>
+          <w:sz w:val="28"/>
+          <w:szCs w:val="28"/>
+          <w:lang w:val="uk-UA"/>
+        </w:rPr>
+        <w:t>)");</w:t>
+      </w:r>
+    </w:p>
+    <w:p>
+      <w:pPr>
+        <w:spacing w:after="0"/>
+        <w:rPr>
+          <w:sz w:val="28"/>
+          <w:szCs w:val="28"/>
+          <w:lang w:val="uk-UA"/>
+        </w:rPr>
+      </w:pPr>
+    </w:p>
+    <w:p>
+      <w:pPr>
+        <w:spacing w:after="0"/>
+        <w:rPr>
+          <w:sz w:val="28"/>
+          <w:szCs w:val="28"/>
+          <w:lang w:val="uk-UA"/>
+        </w:rPr>
+      </w:pPr>
+      <w:r>
+        <w:rPr>
+          <w:sz w:val="28"/>
+          <w:szCs w:val="28"/>
+          <w:lang w:val="uk-UA"/>
+        </w:rPr>
+        <w:t xml:space="preserve">        </w:t>
+      </w:r>
+      <w:proofErr w:type="spellStart"/>
+      <w:r>
+        <w:rPr>
+          <w:sz w:val="28"/>
+          <w:szCs w:val="28"/>
+          <w:lang w:val="uk-UA"/>
+        </w:rPr>
+        <w:t>double</w:t>
+      </w:r>
+      <w:proofErr w:type="spellEnd"/>
+      <w:r>
+        <w:rPr>
+          <w:sz w:val="28"/>
+          <w:szCs w:val="28"/>
+          <w:lang w:val="uk-UA"/>
+        </w:rPr>
+        <w:t xml:space="preserve"> </w:t>
+      </w:r>
+      <w:proofErr w:type="spellStart"/>
+      <w:r>
+        <w:rPr>
+          <w:sz w:val="28"/>
+          <w:szCs w:val="28"/>
+          <w:lang w:val="uk-UA"/>
+        </w:rPr>
+        <w:t>weight</w:t>
+      </w:r>
+      <w:proofErr w:type="spellEnd"/>
+      <w:r>
+        <w:rPr>
+          <w:sz w:val="28"/>
+          <w:szCs w:val="28"/>
+          <w:lang w:val="uk-UA"/>
+        </w:rPr>
+        <w:t xml:space="preserve"> = </w:t>
+      </w:r>
+      <w:proofErr w:type="spellStart"/>
+      <w:r>
+        <w:rPr>
+          <w:sz w:val="28"/>
+          <w:szCs w:val="28"/>
+          <w:lang w:val="uk-UA"/>
+        </w:rPr>
+        <w:t>ReadPositiveDouble</w:t>
+      </w:r>
+      <w:proofErr w:type="spellEnd"/>
+      <w:r>
+        <w:rPr>
+          <w:sz w:val="28"/>
+          <w:szCs w:val="28"/>
+          <w:lang w:val="uk-UA"/>
+        </w:rPr>
+        <w:t>("Введіть вагу (кг): ");</w:t>
+      </w:r>
+    </w:p>
+    <w:p>
+      <w:pPr>
+        <w:spacing w:after="0"/>
+        <w:rPr>
+          <w:sz w:val="28"/>
+          <w:szCs w:val="28"/>
+          <w:lang w:val="uk-UA"/>
+        </w:rPr>
+      </w:pPr>
+      <w:r>
+        <w:rPr>
+          <w:sz w:val="28"/>
+          <w:szCs w:val="28"/>
+          <w:lang w:val="uk-UA"/>
+        </w:rPr>
+        <w:t xml:space="preserve">        </w:t>
+      </w:r>
+      <w:proofErr w:type="spellStart"/>
+      <w:r>
+        <w:rPr>
+          <w:sz w:val="28"/>
+          <w:szCs w:val="28"/>
+          <w:lang w:val="uk-UA"/>
+        </w:rPr>
+        <w:t>double</w:t>
+      </w:r>
+      <w:proofErr w:type="spellEnd"/>
+      <w:r>
+        <w:rPr>
+          <w:sz w:val="28"/>
+          <w:szCs w:val="28"/>
+          <w:lang w:val="uk-UA"/>
+        </w:rPr>
+        <w:t xml:space="preserve"> </w:t>
+      </w:r>
+      <w:proofErr w:type="spellStart"/>
+      <w:r>
+        <w:rPr>
+          <w:sz w:val="28"/>
+          <w:szCs w:val="28"/>
+          <w:lang w:val="uk-UA"/>
+        </w:rPr>
+        <w:t>height</w:t>
+      </w:r>
+      <w:proofErr w:type="spellEnd"/>
+      <w:r>
+        <w:rPr>
+          <w:sz w:val="28"/>
+          <w:szCs w:val="28"/>
+          <w:lang w:val="uk-UA"/>
+        </w:rPr>
+        <w:t xml:space="preserve"> = </w:t>
+      </w:r>
+      <w:proofErr w:type="spellStart"/>
+      <w:r>
+        <w:rPr>
+          <w:sz w:val="28"/>
+          <w:szCs w:val="28"/>
+          <w:lang w:val="uk-UA"/>
+        </w:rPr>
+        <w:t>ReadPositiveDouble</w:t>
+      </w:r>
+      <w:proofErr w:type="spellEnd"/>
+      <w:r>
+        <w:rPr>
+          <w:sz w:val="28"/>
+          <w:szCs w:val="28"/>
+          <w:lang w:val="uk-UA"/>
+        </w:rPr>
+        <w:t>("Введіть зріст (см): ");</w:t>
+      </w:r>
+    </w:p>
+    <w:p>
+      <w:pPr>
+        <w:spacing w:after="0"/>
+        <w:rPr>
+          <w:sz w:val="28"/>
+          <w:szCs w:val="28"/>
+          <w:lang w:val="uk-UA"/>
+        </w:rPr>
+      </w:pPr>
+      <w:r>
+        <w:rPr>
+          <w:sz w:val="28"/>
+          <w:szCs w:val="28"/>
+          <w:lang w:val="uk-UA"/>
+        </w:rPr>
+        <w:t xml:space="preserve">        </w:t>
+      </w:r>
+      <w:proofErr w:type="spellStart"/>
+      <w:r>
+        <w:rPr>
+          <w:sz w:val="28"/>
+          <w:szCs w:val="28"/>
+          <w:lang w:val="uk-UA"/>
+        </w:rPr>
+        <w:t>int</w:t>
+      </w:r>
+      <w:proofErr w:type="spellEnd"/>
+      <w:r>
+        <w:rPr>
+          <w:sz w:val="28"/>
+          <w:szCs w:val="28"/>
+          <w:lang w:val="uk-UA"/>
+        </w:rPr>
+        <w:t xml:space="preserve"> </w:t>
+      </w:r>
+      <w:proofErr w:type="spellStart"/>
+      <w:r>
+        <w:rPr>
+          <w:sz w:val="28"/>
+          <w:szCs w:val="28"/>
+          <w:lang w:val="uk-UA"/>
+        </w:rPr>
+        <w:t>age</w:t>
+      </w:r>
+      <w:proofErr w:type="spellEnd"/>
+      <w:r>
+        <w:rPr>
+          <w:sz w:val="28"/>
+          <w:szCs w:val="28"/>
+          <w:lang w:val="uk-UA"/>
+        </w:rPr>
+        <w:t xml:space="preserve"> = (</w:t>
+      </w:r>
+      <w:proofErr w:type="spellStart"/>
+      <w:r>
+        <w:rPr>
+          <w:sz w:val="28"/>
+          <w:szCs w:val="28"/>
+          <w:lang w:val="uk-UA"/>
+        </w:rPr>
+        <w:t>int</w:t>
+      </w:r>
+      <w:proofErr w:type="spellEnd"/>
+      <w:r>
+        <w:rPr>
+          <w:sz w:val="28"/>
+          <w:szCs w:val="28"/>
+          <w:lang w:val="uk-UA"/>
+        </w:rPr>
+        <w:t>)</w:t>
+      </w:r>
+      <w:proofErr w:type="spellStart"/>
+      <w:r>
+        <w:rPr>
+          <w:sz w:val="28"/>
+          <w:szCs w:val="28"/>
+          <w:lang w:val="uk-UA"/>
+        </w:rPr>
+        <w:t>ReadPositiveDouble</w:t>
+      </w:r>
+      <w:proofErr w:type="spellEnd"/>
+      <w:r>
+        <w:rPr>
+          <w:sz w:val="28"/>
+          <w:szCs w:val="28"/>
+          <w:lang w:val="uk-UA"/>
+        </w:rPr>
+        <w:t>("Введіть вік (роки): ");</w:t>
+      </w:r>
+    </w:p>
+    <w:p>
+      <w:pPr>
+        <w:spacing w:after="0"/>
+        <w:rPr>
+          <w:sz w:val="28"/>
+          <w:szCs w:val="28"/>
+          <w:lang w:val="uk-UA"/>
+        </w:rPr>
+      </w:pPr>
+      <w:r>
+        <w:rPr>
+          <w:sz w:val="28"/>
+          <w:szCs w:val="28"/>
+          <w:lang w:val="uk-UA"/>
+        </w:rPr>
+        <w:t xml:space="preserve">        </w:t>
+      </w:r>
+      <w:proofErr w:type="spellStart"/>
+      <w:r>
+        <w:rPr>
+          <w:sz w:val="28"/>
+          <w:szCs w:val="28"/>
+          <w:lang w:val="uk-UA"/>
+        </w:rPr>
+        <w:t>string</w:t>
+      </w:r>
+      <w:proofErr w:type="spellEnd"/>
+      <w:r>
+        <w:rPr>
+          <w:sz w:val="28"/>
+          <w:szCs w:val="28"/>
+          <w:lang w:val="uk-UA"/>
+        </w:rPr>
+        <w:t xml:space="preserve"> </w:t>
+      </w:r>
+      <w:proofErr w:type="spellStart"/>
+      <w:r>
+        <w:rPr>
+          <w:sz w:val="28"/>
+          <w:szCs w:val="28"/>
+          <w:lang w:val="uk-UA"/>
+        </w:rPr>
+        <w:t>gender</w:t>
+      </w:r>
+      <w:proofErr w:type="spellEnd"/>
+      <w:r>
+        <w:rPr>
+          <w:sz w:val="28"/>
+          <w:szCs w:val="28"/>
+          <w:lang w:val="uk-UA"/>
+        </w:rPr>
+        <w:t xml:space="preserve"> = </w:t>
+      </w:r>
+      <w:proofErr w:type="spellStart"/>
+      <w:r>
+        <w:rPr>
+          <w:sz w:val="28"/>
+          <w:szCs w:val="28"/>
+          <w:lang w:val="uk-UA"/>
+        </w:rPr>
+        <w:t>ReadGender</w:t>
+      </w:r>
+      <w:proofErr w:type="spellEnd"/>
+      <w:r>
+        <w:rPr>
+          <w:sz w:val="28"/>
+          <w:szCs w:val="28"/>
+          <w:lang w:val="uk-UA"/>
+        </w:rPr>
+        <w:t>("Введіть стать (ч/ж): ");</w:t>
+      </w:r>
+    </w:p>
+    <w:p>
+      <w:pPr>
+        <w:spacing w:after="0"/>
+        <w:rPr>
+          <w:sz w:val="28"/>
+          <w:szCs w:val="28"/>
+          <w:lang w:val="uk-UA"/>
+        </w:rPr>
+      </w:pPr>
+    </w:p>
+    <w:p>
+      <w:pPr>
+        <w:spacing w:after="0"/>
+        <w:rPr>
+          <w:sz w:val="28"/>
+          <w:szCs w:val="28"/>
+          <w:lang w:val="uk-UA"/>
+        </w:rPr>
+      </w:pPr>
+      <w:r>
+        <w:rPr>
+          <w:sz w:val="28"/>
+          <w:szCs w:val="28"/>
+          <w:lang w:val="uk-UA"/>
+        </w:rPr>
+        <w:t xml:space="preserve">        </w:t>
+      </w:r>
+      <w:proofErr w:type="spellStart"/>
+      <w:r>
+        <w:rPr>
+          <w:sz w:val="28"/>
+          <w:szCs w:val="28"/>
+          <w:lang w:val="uk-UA"/>
+        </w:rPr>
+        <w:t>double</w:t>
+      </w:r>
+      <w:proofErr w:type="spellEnd"/>
+      <w:r>
+        <w:rPr>
+          <w:sz w:val="28"/>
+          <w:szCs w:val="28"/>
+          <w:lang w:val="uk-UA"/>
+        </w:rPr>
+        <w:t xml:space="preserve"> </w:t>
+      </w:r>
+      <w:proofErr w:type="spellStart"/>
+      <w:r>
+        <w:rPr>
+          <w:sz w:val="28"/>
+          <w:szCs w:val="28"/>
+          <w:lang w:val="uk-UA"/>
+        </w:rPr>
+        <w:t>bmr</w:t>
+      </w:r>
+      <w:proofErr w:type="spellEnd"/>
+      <w:r>
+        <w:rPr>
+          <w:sz w:val="28"/>
+          <w:szCs w:val="28"/>
+          <w:lang w:val="uk-UA"/>
+        </w:rPr>
+        <w:t xml:space="preserve"> = </w:t>
+      </w:r>
+      <w:proofErr w:type="spellStart"/>
+      <w:r>
+        <w:rPr>
+          <w:sz w:val="28"/>
+          <w:szCs w:val="28"/>
+          <w:lang w:val="uk-UA"/>
+        </w:rPr>
+        <w:t>CalculateBMR</w:t>
+      </w:r>
+      <w:proofErr w:type="spellEnd"/>
+      <w:r>
+        <w:rPr>
+          <w:sz w:val="28"/>
+          <w:szCs w:val="28"/>
+          <w:lang w:val="uk-UA"/>
+        </w:rPr>
+        <w:t>(</w:t>
+      </w:r>
+      <w:proofErr w:type="spellStart"/>
+      <w:r>
+        <w:rPr>
+          <w:sz w:val="28"/>
+          <w:szCs w:val="28"/>
+          <w:lang w:val="uk-UA"/>
+        </w:rPr>
+        <w:t>weight</w:t>
+      </w:r>
+      <w:proofErr w:type="spellEnd"/>
+      <w:r>
+        <w:rPr>
+          <w:sz w:val="28"/>
+          <w:szCs w:val="28"/>
+          <w:lang w:val="uk-UA"/>
+        </w:rPr>
+        <w:t xml:space="preserve">, </w:t>
+      </w:r>
+      <w:proofErr w:type="spellStart"/>
+      <w:r>
+        <w:rPr>
+          <w:sz w:val="28"/>
+          <w:szCs w:val="28"/>
+          <w:lang w:val="uk-UA"/>
+        </w:rPr>
+        <w:t>height</w:t>
+      </w:r>
+      <w:proofErr w:type="spellEnd"/>
+      <w:r>
+        <w:rPr>
+          <w:sz w:val="28"/>
+          <w:szCs w:val="28"/>
+          <w:lang w:val="uk-UA"/>
+        </w:rPr>
+        <w:t xml:space="preserve">, </w:t>
+      </w:r>
+      <w:proofErr w:type="spellStart"/>
+      <w:r>
+        <w:rPr>
+          <w:sz w:val="28"/>
+          <w:szCs w:val="28"/>
+          <w:lang w:val="uk-UA"/>
+        </w:rPr>
+        <w:t>age</w:t>
+      </w:r>
+      <w:proofErr w:type="spellEnd"/>
+      <w:r>
+        <w:rPr>
+          <w:sz w:val="28"/>
+          <w:szCs w:val="28"/>
+          <w:lang w:val="uk-UA"/>
+        </w:rPr>
+        <w:t xml:space="preserve">, </w:t>
+      </w:r>
+      <w:proofErr w:type="spellStart"/>
+      <w:r>
+        <w:rPr>
+          <w:sz w:val="28"/>
+          <w:szCs w:val="28"/>
+          <w:lang w:val="uk-UA"/>
+        </w:rPr>
+        <w:t>gender</w:t>
+      </w:r>
+      <w:proofErr w:type="spellEnd"/>
+      <w:r>
+        <w:rPr>
+          <w:sz w:val="28"/>
+          <w:szCs w:val="28"/>
+          <w:lang w:val="uk-UA"/>
+        </w:rPr>
+        <w:t>);</w:t>
+      </w:r>
+    </w:p>
+    <w:p>
+      <w:pPr>
+        <w:spacing w:after="0"/>
+        <w:rPr>
+          <w:sz w:val="28"/>
+          <w:szCs w:val="28"/>
+          <w:lang w:val="uk-UA"/>
+        </w:rPr>
+      </w:pPr>
+      <w:r>
+        <w:rPr>
+          <w:sz w:val="28"/>
+          <w:szCs w:val="28"/>
+          <w:lang w:val="uk-UA"/>
+        </w:rPr>
+        <w:t xml:space="preserve">        </w:t>
+      </w:r>
+      <w:proofErr w:type="spellStart"/>
+      <w:r>
+        <w:rPr>
+          <w:sz w:val="28"/>
+          <w:szCs w:val="28"/>
+          <w:lang w:val="uk-UA"/>
+        </w:rPr>
+        <w:t>Console.WriteLine</w:t>
+      </w:r>
+      <w:proofErr w:type="spellEnd"/>
+      <w:r>
+        <w:rPr>
+          <w:sz w:val="28"/>
+          <w:szCs w:val="28"/>
+          <w:lang w:val="uk-UA"/>
+        </w:rPr>
+        <w:t>($"Ваш базовий рівень метаболізму (BMR): {bmr:F2} ккал/день");</w:t>
+      </w:r>
+    </w:p>
+    <w:p>
+      <w:pPr>
+        <w:spacing w:after="0"/>
+        <w:rPr>
+          <w:sz w:val="28"/>
+          <w:szCs w:val="28"/>
+          <w:lang w:val="uk-UA"/>
+        </w:rPr>
+      </w:pPr>
+    </w:p>
+    <w:p>
+      <w:pPr>
+        <w:spacing w:after="0"/>
+        <w:rPr>
+          <w:sz w:val="28"/>
+          <w:szCs w:val="28"/>
+          <w:lang w:val="uk-UA"/>
+        </w:rPr>
+      </w:pPr>
+      <w:r>
+        <w:rPr>
+          <w:sz w:val="28"/>
+          <w:szCs w:val="28"/>
+          <w:lang w:val="uk-UA"/>
+        </w:rPr>
+        <w:t xml:space="preserve">        </w:t>
+      </w:r>
+      <w:proofErr w:type="spellStart"/>
+      <w:r>
+        <w:rPr>
+          <w:sz w:val="28"/>
+          <w:szCs w:val="28"/>
+          <w:lang w:val="uk-UA"/>
+        </w:rPr>
+        <w:t>double</w:t>
+      </w:r>
+      <w:proofErr w:type="spellEnd"/>
+      <w:r>
+        <w:rPr>
+          <w:sz w:val="28"/>
+          <w:szCs w:val="28"/>
+          <w:lang w:val="uk-UA"/>
+        </w:rPr>
+        <w:t xml:space="preserve"> </w:t>
+      </w:r>
+      <w:proofErr w:type="spellStart"/>
+      <w:r>
+        <w:rPr>
+          <w:sz w:val="28"/>
+          <w:szCs w:val="28"/>
+          <w:lang w:val="uk-UA"/>
+        </w:rPr>
+        <w:t>activity</w:t>
+      </w:r>
+      <w:proofErr w:type="spellEnd"/>
+      <w:r>
+        <w:rPr>
+          <w:sz w:val="28"/>
+          <w:szCs w:val="28"/>
+          <w:lang w:val="uk-UA"/>
+        </w:rPr>
+        <w:t xml:space="preserve"> = </w:t>
+      </w:r>
+      <w:proofErr w:type="spellStart"/>
+      <w:r>
+        <w:rPr>
+          <w:sz w:val="28"/>
+          <w:szCs w:val="28"/>
+          <w:lang w:val="uk-UA"/>
+        </w:rPr>
+        <w:t>ReadActivityFactor</w:t>
+      </w:r>
+      <w:proofErr w:type="spellEnd"/>
+      <w:r>
+        <w:rPr>
+          <w:sz w:val="28"/>
+          <w:szCs w:val="28"/>
+          <w:lang w:val="uk-UA"/>
+        </w:rPr>
+        <w:t>();</w:t>
+      </w:r>
+    </w:p>
+    <w:p>
+      <w:pPr>
+        <w:spacing w:after="0"/>
+        <w:rPr>
+          <w:sz w:val="28"/>
+          <w:szCs w:val="28"/>
+          <w:lang w:val="uk-UA"/>
+        </w:rPr>
+      </w:pPr>
+      <w:r>
+        <w:rPr>
+          <w:sz w:val="28"/>
+          <w:szCs w:val="28"/>
+          <w:lang w:val="uk-UA"/>
+        </w:rPr>
+        <w:t xml:space="preserve">        </w:t>
+      </w:r>
+      <w:proofErr w:type="spellStart"/>
+      <w:r>
+        <w:rPr>
+          <w:sz w:val="28"/>
+          <w:szCs w:val="28"/>
+          <w:lang w:val="uk-UA"/>
+        </w:rPr>
+        <w:t>double</w:t>
+      </w:r>
+      <w:proofErr w:type="spellEnd"/>
+      <w:r>
+        <w:rPr>
+          <w:sz w:val="28"/>
+          <w:szCs w:val="28"/>
+          <w:lang w:val="uk-UA"/>
+        </w:rPr>
+        <w:t xml:space="preserve"> </w:t>
+      </w:r>
+      <w:proofErr w:type="spellStart"/>
+      <w:r>
+        <w:rPr>
+          <w:sz w:val="28"/>
+          <w:szCs w:val="28"/>
+          <w:lang w:val="uk-UA"/>
+        </w:rPr>
+        <w:t>maintenanceCalories</w:t>
+      </w:r>
+      <w:proofErr w:type="spellEnd"/>
+      <w:r>
+        <w:rPr>
+          <w:sz w:val="28"/>
+          <w:szCs w:val="28"/>
+          <w:lang w:val="uk-UA"/>
+        </w:rPr>
+        <w:t xml:space="preserve"> = </w:t>
+      </w:r>
+      <w:proofErr w:type="spellStart"/>
+      <w:r>
+        <w:rPr>
+          <w:sz w:val="28"/>
+          <w:szCs w:val="28"/>
+          <w:lang w:val="uk-UA"/>
+        </w:rPr>
+        <w:t>bmr</w:t>
+      </w:r>
+      <w:proofErr w:type="spellEnd"/>
+      <w:r>
+        <w:rPr>
+          <w:sz w:val="28"/>
+          <w:szCs w:val="28"/>
+          <w:lang w:val="uk-UA"/>
+        </w:rPr>
+        <w:t xml:space="preserve"> * </w:t>
+      </w:r>
+      <w:proofErr w:type="spellStart"/>
+      <w:r>
+        <w:rPr>
+          <w:sz w:val="28"/>
+          <w:szCs w:val="28"/>
+          <w:lang w:val="uk-UA"/>
+        </w:rPr>
+        <w:t>activity</w:t>
+      </w:r>
+      <w:proofErr w:type="spellEnd"/>
+      <w:r>
+        <w:rPr>
+          <w:sz w:val="28"/>
+          <w:szCs w:val="28"/>
+          <w:lang w:val="uk-UA"/>
+        </w:rPr>
+        <w:t>;</w:t>
+      </w:r>
+    </w:p>
+    <w:p>
+      <w:pPr>
+        <w:spacing w:after="0"/>
+        <w:rPr>
+          <w:sz w:val="28"/>
+          <w:szCs w:val="28"/>
+          <w:lang w:val="uk-UA"/>
+        </w:rPr>
+      </w:pPr>
+      <w:r>
+        <w:rPr>
+          <w:sz w:val="28"/>
+          <w:szCs w:val="28"/>
+          <w:lang w:val="uk-UA"/>
+        </w:rPr>
+        <w:t xml:space="preserve">        </w:t>
+      </w:r>
+      <w:proofErr w:type="spellStart"/>
+      <w:r>
+        <w:rPr>
+          <w:sz w:val="28"/>
+          <w:szCs w:val="28"/>
+          <w:lang w:val="uk-UA"/>
+        </w:rPr>
+        <w:t>Console.WriteLine</w:t>
+      </w:r>
+      <w:proofErr w:type="spellEnd"/>
+      <w:r>
+        <w:rPr>
+          <w:sz w:val="28"/>
+          <w:szCs w:val="28"/>
+          <w:lang w:val="uk-UA"/>
+        </w:rPr>
+        <w:t>($"Калорійність підтримки: {maintenanceCalories:F2} ккал/день");</w:t>
+      </w:r>
+    </w:p>
+    <w:p>
+      <w:pPr>
+        <w:spacing w:after="0"/>
+        <w:rPr>
+          <w:sz w:val="28"/>
+          <w:szCs w:val="28"/>
+          <w:lang w:val="uk-UA"/>
+        </w:rPr>
+      </w:pPr>
+      <w:r>
+        <w:rPr>
+          <w:sz w:val="28"/>
+          <w:szCs w:val="28"/>
+          <w:lang w:val="uk-UA"/>
+        </w:rPr>
+        <w:t xml:space="preserve">    }</w:t>
+      </w:r>
+    </w:p>
+    <w:p>
+      <w:pPr>
+        <w:spacing w:after="0"/>
+        <w:rPr>
+          <w:sz w:val="28"/>
+          <w:szCs w:val="28"/>
+          <w:lang w:val="uk-UA"/>
+        </w:rPr>
+      </w:pPr>
+    </w:p>
+    <w:p>
+      <w:pPr>
+        <w:spacing w:after="0"/>
+        <w:rPr>
+          <w:sz w:val="28"/>
+          <w:szCs w:val="28"/>
+          <w:lang w:val="uk-UA"/>
+        </w:rPr>
+      </w:pPr>
+      <w:r>
+        <w:rPr>
+          <w:sz w:val="28"/>
+          <w:szCs w:val="28"/>
+          <w:lang w:val="uk-UA"/>
+        </w:rPr>
+        <w:t xml:space="preserve">    </w:t>
+      </w:r>
+      <w:proofErr w:type="spellStart"/>
+      <w:r>
+        <w:rPr>
+          <w:sz w:val="28"/>
+          <w:szCs w:val="28"/>
+          <w:lang w:val="uk-UA"/>
+        </w:rPr>
+        <w:t>static</w:t>
+      </w:r>
+      <w:proofErr w:type="spellEnd"/>
+      <w:r>
+        <w:rPr>
+          <w:sz w:val="28"/>
+          <w:szCs w:val="28"/>
+          <w:lang w:val="uk-UA"/>
+        </w:rPr>
+        <w:t xml:space="preserve"> </w:t>
+      </w:r>
+      <w:proofErr w:type="spellStart"/>
+      <w:r>
+        <w:rPr>
+          <w:sz w:val="28"/>
+          <w:szCs w:val="28"/>
+          <w:lang w:val="uk-UA"/>
+        </w:rPr>
+        <w:t>double</w:t>
+      </w:r>
+      <w:proofErr w:type="spellEnd"/>
+      <w:r>
+        <w:rPr>
+          <w:sz w:val="28"/>
+          <w:szCs w:val="28"/>
+          <w:lang w:val="uk-UA"/>
+        </w:rPr>
+        <w:t xml:space="preserve"> </w:t>
+      </w:r>
+      <w:proofErr w:type="spellStart"/>
+      <w:r>
+        <w:rPr>
+          <w:sz w:val="28"/>
+          <w:szCs w:val="28"/>
+          <w:lang w:val="uk-UA"/>
+        </w:rPr>
+        <w:t>ReadPositiveDouble</w:t>
+      </w:r>
+      <w:proofErr w:type="spellEnd"/>
+      <w:r>
+        <w:rPr>
+          <w:sz w:val="28"/>
+          <w:szCs w:val="28"/>
+          <w:lang w:val="uk-UA"/>
+        </w:rPr>
+        <w:t>(</w:t>
+      </w:r>
+      <w:proofErr w:type="spellStart"/>
+      <w:r>
+        <w:rPr>
+          <w:sz w:val="28"/>
+          <w:szCs w:val="28"/>
+          <w:lang w:val="uk-UA"/>
+        </w:rPr>
+        <w:t>string</w:t>
+      </w:r>
+      <w:proofErr w:type="spellEnd"/>
+      <w:r>
+        <w:rPr>
+          <w:sz w:val="28"/>
+          <w:szCs w:val="28"/>
+          <w:lang w:val="uk-UA"/>
+        </w:rPr>
+        <w:t xml:space="preserve"> </w:t>
+      </w:r>
+      <w:proofErr w:type="spellStart"/>
+      <w:r>
+        <w:rPr>
+          <w:sz w:val="28"/>
+          <w:szCs w:val="28"/>
+          <w:lang w:val="uk-UA"/>
+        </w:rPr>
+        <w:t>message</w:t>
+      </w:r>
+      <w:proofErr w:type="spellEnd"/>
+      <w:r>
+        <w:rPr>
+          <w:sz w:val="28"/>
+          <w:szCs w:val="28"/>
+          <w:lang w:val="uk-UA"/>
+        </w:rPr>
+        <w:t>)</w:t>
+      </w:r>
+    </w:p>
+    <w:p>
+      <w:pPr>
+        <w:spacing w:after="0"/>
+        <w:rPr>
+          <w:sz w:val="28"/>
+          <w:szCs w:val="28"/>
+          <w:lang w:val="uk-UA"/>
+        </w:rPr>
+      </w:pPr>
+      <w:r>
+        <w:rPr>
+          <w:sz w:val="28"/>
+          <w:szCs w:val="28"/>
+          <w:lang w:val="uk-UA"/>
+        </w:rPr>
+        <w:t xml:space="preserve">    {</w:t>
+      </w:r>
+    </w:p>
+    <w:p>
+      <w:pPr>
+        <w:spacing w:after="0"/>
+        <w:rPr>
+          <w:sz w:val="28"/>
+          <w:szCs w:val="28"/>
+          <w:lang w:val="uk-UA"/>
+        </w:rPr>
+      </w:pPr>
+      <w:r>
+        <w:rPr>
+          <w:sz w:val="28"/>
+          <w:szCs w:val="28"/>
+          <w:lang w:val="uk-UA"/>
+        </w:rPr>
+        <w:t xml:space="preserve">        </w:t>
+      </w:r>
+      <w:proofErr w:type="spellStart"/>
+      <w:r>
+        <w:rPr>
+          <w:sz w:val="28"/>
+          <w:szCs w:val="28"/>
+          <w:lang w:val="uk-UA"/>
+        </w:rPr>
+        <w:t>double</w:t>
+      </w:r>
+      <w:proofErr w:type="spellEnd"/>
+      <w:r>
+        <w:rPr>
+          <w:sz w:val="28"/>
+          <w:szCs w:val="28"/>
+          <w:lang w:val="uk-UA"/>
+        </w:rPr>
+        <w:t xml:space="preserve"> </w:t>
+      </w:r>
+      <w:proofErr w:type="spellStart"/>
+      <w:r>
+        <w:rPr>
+          <w:sz w:val="28"/>
+          <w:szCs w:val="28"/>
+          <w:lang w:val="uk-UA"/>
+        </w:rPr>
+        <w:t>value</w:t>
+      </w:r>
+      <w:proofErr w:type="spellEnd"/>
+      <w:r>
+        <w:rPr>
+          <w:sz w:val="28"/>
+          <w:szCs w:val="28"/>
+          <w:lang w:val="uk-UA"/>
+        </w:rPr>
+        <w:t>;</w:t>
+      </w:r>
+    </w:p>
+    <w:p>
+      <w:pPr>
+        <w:spacing w:after="0"/>
+        <w:rPr>
+          <w:sz w:val="28"/>
+          <w:szCs w:val="28"/>
+          <w:lang w:val="uk-UA"/>
+        </w:rPr>
+      </w:pPr>
+      <w:r>
+        <w:rPr>
+          <w:sz w:val="28"/>
+          <w:szCs w:val="28"/>
+          <w:lang w:val="uk-UA"/>
+        </w:rPr>
+        <w:t xml:space="preserve">        </w:t>
+      </w:r>
+      <w:proofErr w:type="spellStart"/>
+      <w:r>
+        <w:rPr>
+          <w:sz w:val="28"/>
+          <w:szCs w:val="28"/>
+          <w:lang w:val="uk-UA"/>
+        </w:rPr>
+        <w:t>do</w:t>
+      </w:r>
+      <w:proofErr w:type="spellEnd"/>
+    </w:p>
+    <w:p>
+      <w:pPr>
+        <w:spacing w:after="0"/>
+        <w:rPr>
+          <w:sz w:val="28"/>
+          <w:szCs w:val="28"/>
+          <w:lang w:val="uk-UA"/>
+        </w:rPr>
+      </w:pPr>
+      <w:r>
+        <w:rPr>
+          <w:sz w:val="28"/>
+          <w:szCs w:val="28"/>
+          <w:lang w:val="uk-UA"/>
+        </w:rPr>
+        <w:t xml:space="preserve">        {</w:t>
+      </w:r>
+    </w:p>
+    <w:p>
+      <w:pPr>
+        <w:spacing w:after="0"/>
+        <w:rPr>
+          <w:sz w:val="28"/>
+          <w:szCs w:val="28"/>
+          <w:lang w:val="uk-UA"/>
+        </w:rPr>
+      </w:pPr>
+      <w:r>
+        <w:rPr>
+          <w:sz w:val="28"/>
+          <w:szCs w:val="28"/>
+          <w:lang w:val="uk-UA"/>
+        </w:rPr>
+        <w:t xml:space="preserve">            </w:t>
+      </w:r>
+      <w:proofErr w:type="spellStart"/>
+      <w:r>
+        <w:rPr>
+          <w:sz w:val="28"/>
+          <w:szCs w:val="28"/>
+          <w:lang w:val="uk-UA"/>
+        </w:rPr>
+        <w:t>Console.Write</w:t>
+      </w:r>
+      <w:proofErr w:type="spellEnd"/>
+      <w:r>
+        <w:rPr>
+          <w:sz w:val="28"/>
+          <w:szCs w:val="28"/>
+          <w:lang w:val="uk-UA"/>
+        </w:rPr>
+        <w:t>(</w:t>
+      </w:r>
+      <w:proofErr w:type="spellStart"/>
+      <w:r>
+        <w:rPr>
+          <w:sz w:val="28"/>
+          <w:szCs w:val="28"/>
+          <w:lang w:val="uk-UA"/>
+        </w:rPr>
+        <w:t>message</w:t>
+      </w:r>
+      <w:proofErr w:type="spellEnd"/>
+      <w:r>
+        <w:rPr>
+          <w:sz w:val="28"/>
+          <w:szCs w:val="28"/>
+          <w:lang w:val="uk-UA"/>
+        </w:rPr>
+        <w:t>);</w:t>
+      </w:r>
+    </w:p>
+    <w:p>
+      <w:pPr>
+        <w:spacing w:after="0"/>
+        <w:rPr>
+          <w:sz w:val="28"/>
+          <w:szCs w:val="28"/>
+          <w:lang w:val="uk-UA"/>
+        </w:rPr>
+      </w:pPr>
+      <w:r>
+        <w:rPr>
+          <w:sz w:val="28"/>
+          <w:szCs w:val="28"/>
+          <w:lang w:val="uk-UA"/>
+        </w:rPr>
+        <w:t xml:space="preserve">            </w:t>
+      </w:r>
+      <w:proofErr w:type="spellStart"/>
+      <w:r>
+        <w:rPr>
+          <w:sz w:val="28"/>
+          <w:szCs w:val="28"/>
+          <w:lang w:val="uk-UA"/>
+        </w:rPr>
+        <w:t>string</w:t>
+      </w:r>
+      <w:proofErr w:type="spellEnd"/>
+      <w:r>
+        <w:rPr>
+          <w:sz w:val="28"/>
+          <w:szCs w:val="28"/>
+          <w:lang w:val="uk-UA"/>
+        </w:rPr>
+        <w:t xml:space="preserve"> </w:t>
+      </w:r>
+      <w:proofErr w:type="spellStart"/>
+      <w:r>
+        <w:rPr>
+          <w:sz w:val="28"/>
+          <w:szCs w:val="28"/>
+          <w:lang w:val="uk-UA"/>
+        </w:rPr>
+        <w:t>input</w:t>
+      </w:r>
+      <w:proofErr w:type="spellEnd"/>
+      <w:r>
+        <w:rPr>
+          <w:sz w:val="28"/>
+          <w:szCs w:val="28"/>
+          <w:lang w:val="uk-UA"/>
+        </w:rPr>
+        <w:t xml:space="preserve"> = </w:t>
+      </w:r>
+      <w:proofErr w:type="spellStart"/>
+      <w:r>
+        <w:rPr>
+          <w:sz w:val="28"/>
+          <w:szCs w:val="28"/>
+          <w:lang w:val="uk-UA"/>
+        </w:rPr>
+        <w:t>Console.ReadLine</w:t>
+      </w:r>
+      <w:proofErr w:type="spellEnd"/>
+      <w:r>
+        <w:rPr>
+          <w:sz w:val="28"/>
+          <w:szCs w:val="28"/>
+          <w:lang w:val="uk-UA"/>
+        </w:rPr>
+        <w:t>();</w:t>
+      </w:r>
+    </w:p>
+    <w:p>
+      <w:pPr>
+        <w:spacing w:after="0"/>
+        <w:rPr>
+          <w:sz w:val="28"/>
+          <w:szCs w:val="28"/>
+          <w:lang w:val="uk-UA"/>
+        </w:rPr>
+      </w:pPr>
+      <w:r>
+        <w:rPr>
+          <w:sz w:val="28"/>
+          <w:szCs w:val="28"/>
+          <w:lang w:val="uk-UA"/>
+        </w:rPr>
+        <w:t xml:space="preserve">            </w:t>
+      </w:r>
+      <w:proofErr w:type="spellStart"/>
+      <w:r>
+        <w:rPr>
+          <w:sz w:val="28"/>
+          <w:szCs w:val="28"/>
+          <w:lang w:val="uk-UA"/>
+        </w:rPr>
+        <w:t>if</w:t>
+      </w:r>
+      <w:proofErr w:type="spellEnd"/>
+      <w:r>
+        <w:rPr>
+          <w:sz w:val="28"/>
+          <w:szCs w:val="28"/>
+          <w:lang w:val="uk-UA"/>
+        </w:rPr>
+        <w:t xml:space="preserve"> (</w:t>
+      </w:r>
+      <w:proofErr w:type="spellStart"/>
+      <w:r>
+        <w:rPr>
+          <w:sz w:val="28"/>
+          <w:szCs w:val="28"/>
+          <w:lang w:val="uk-UA"/>
+        </w:rPr>
+        <w:t>double.TryParse</w:t>
+      </w:r>
+      <w:proofErr w:type="spellEnd"/>
+      <w:r>
+        <w:rPr>
+          <w:sz w:val="28"/>
+          <w:szCs w:val="28"/>
+          <w:lang w:val="uk-UA"/>
+        </w:rPr>
+        <w:t>(</w:t>
+      </w:r>
+      <w:proofErr w:type="spellStart"/>
+      <w:r>
+        <w:rPr>
+          <w:sz w:val="28"/>
+          <w:szCs w:val="28"/>
+          <w:lang w:val="uk-UA"/>
+        </w:rPr>
+        <w:t>input</w:t>
+      </w:r>
+      <w:proofErr w:type="spellEnd"/>
+      <w:r>
+        <w:rPr>
+          <w:sz w:val="28"/>
+          <w:szCs w:val="28"/>
+          <w:lang w:val="uk-UA"/>
+        </w:rPr>
+        <w:t xml:space="preserve">, </w:t>
+      </w:r>
+      <w:proofErr w:type="spellStart"/>
+      <w:r>
+        <w:rPr>
+          <w:sz w:val="28"/>
+          <w:szCs w:val="28"/>
+          <w:lang w:val="uk-UA"/>
+        </w:rPr>
+        <w:t>out</w:t>
+      </w:r>
+      <w:proofErr w:type="spellEnd"/>
+      <w:r>
+        <w:rPr>
+          <w:sz w:val="28"/>
+          <w:szCs w:val="28"/>
+          <w:lang w:val="uk-UA"/>
+        </w:rPr>
+        <w:t xml:space="preserve"> </w:t>
+      </w:r>
+      <w:proofErr w:type="spellStart"/>
+      <w:r>
+        <w:rPr>
+          <w:sz w:val="28"/>
+          <w:szCs w:val="28"/>
+          <w:lang w:val="uk-UA"/>
+        </w:rPr>
+        <w:t>value</w:t>
+      </w:r>
+      <w:proofErr w:type="spellEnd"/>
+      <w:r>
+        <w:rPr>
+          <w:sz w:val="28"/>
+          <w:szCs w:val="28"/>
+          <w:lang w:val="uk-UA"/>
+        </w:rPr>
+        <w:t xml:space="preserve">) &amp;&amp; </w:t>
+      </w:r>
+      <w:proofErr w:type="spellStart"/>
+      <w:r>
+        <w:rPr>
+          <w:sz w:val="28"/>
+          <w:szCs w:val="28"/>
+          <w:lang w:val="uk-UA"/>
+        </w:rPr>
+        <w:t>value</w:t>
+      </w:r>
+      <w:proofErr w:type="spellEnd"/>
+      <w:r>
+        <w:rPr>
+          <w:sz w:val="28"/>
+          <w:szCs w:val="28"/>
+          <w:lang w:val="uk-UA"/>
+        </w:rPr>
+        <w:t xml:space="preserve"> &gt; 0)</w:t>
+      </w:r>
+    </w:p>
+    <w:p>
+      <w:pPr>
+        <w:spacing w:after="0"/>
+        <w:rPr>
+          <w:sz w:val="28"/>
+          <w:szCs w:val="28"/>
+          <w:lang w:val="uk-UA"/>
+        </w:rPr>
+      </w:pPr>
+      <w:r>
+        <w:rPr>
+          <w:sz w:val="28"/>
+          <w:szCs w:val="28"/>
+          <w:lang w:val="uk-UA"/>
+        </w:rPr>
+        <w:t xml:space="preserve">                </w:t>
+      </w:r>
+      <w:proofErr w:type="spellStart"/>
+      <w:r>
+        <w:rPr>
+          <w:sz w:val="28"/>
+          <w:szCs w:val="28"/>
+          <w:lang w:val="uk-UA"/>
+        </w:rPr>
+        <w:t>return</w:t>
+      </w:r>
+      <w:proofErr w:type="spellEnd"/>
+      <w:r>
+        <w:rPr>
+          <w:sz w:val="28"/>
+          <w:szCs w:val="28"/>
+          <w:lang w:val="uk-UA"/>
+        </w:rPr>
+        <w:t xml:space="preserve"> </w:t>
+      </w:r>
+      <w:proofErr w:type="spellStart"/>
+      <w:r>
+        <w:rPr>
+          <w:sz w:val="28"/>
+          <w:szCs w:val="28"/>
+          <w:lang w:val="uk-UA"/>
+        </w:rPr>
+        <w:t>value</w:t>
+      </w:r>
+      <w:proofErr w:type="spellEnd"/>
+      <w:r>
+        <w:rPr>
+          <w:sz w:val="28"/>
+          <w:szCs w:val="28"/>
+          <w:lang w:val="uk-UA"/>
+        </w:rPr>
+        <w:t>;</w:t>
+      </w:r>
+    </w:p>
+    <w:p>
+      <w:pPr>
+        <w:spacing w:after="0"/>
+        <w:rPr>
+          <w:sz w:val="28"/>
+          <w:szCs w:val="28"/>
+          <w:lang w:val="uk-UA"/>
+        </w:rPr>
+      </w:pPr>
+      <w:r>
+        <w:rPr>
+          <w:sz w:val="28"/>
+          <w:szCs w:val="28"/>
+          <w:lang w:val="uk-UA"/>
+        </w:rPr>
+        <w:t xml:space="preserve">            </w:t>
+      </w:r>
+      <w:proofErr w:type="spellStart"/>
+      <w:r>
+        <w:rPr>
+          <w:sz w:val="28"/>
+          <w:szCs w:val="28"/>
+          <w:lang w:val="uk-UA"/>
+        </w:rPr>
+        <w:t>Console.WriteLine</w:t>
+      </w:r>
+      <w:proofErr w:type="spellEnd"/>
+      <w:r>
+        <w:rPr>
+          <w:sz w:val="28"/>
+          <w:szCs w:val="28"/>
+          <w:lang w:val="uk-UA"/>
+        </w:rPr>
+        <w:t>("Помилка: введіть додатне число.");</w:t>
+      </w:r>
+    </w:p>
+    <w:p>
+      <w:pPr>
+        <w:spacing w:after="0"/>
+        <w:rPr>
+          <w:sz w:val="28"/>
+          <w:szCs w:val="28"/>
+          <w:lang w:val="uk-UA"/>
+        </w:rPr>
+      </w:pPr>
+      <w:r>
+        <w:rPr>
+          <w:sz w:val="28"/>
+          <w:szCs w:val="28"/>
+          <w:lang w:val="uk-UA"/>
+        </w:rPr>
+        <w:t xml:space="preserve">        } </w:t>
+      </w:r>
+      <w:proofErr w:type="spellStart"/>
+      <w:r>
+        <w:rPr>
+          <w:sz w:val="28"/>
+          <w:szCs w:val="28"/>
+          <w:lang w:val="uk-UA"/>
+        </w:rPr>
+        <w:t>while</w:t>
+      </w:r>
+      <w:proofErr w:type="spellEnd"/>
+      <w:r>
+        <w:rPr>
+          <w:sz w:val="28"/>
+          <w:szCs w:val="28"/>
+          <w:lang w:val="uk-UA"/>
+        </w:rPr>
+        <w:t xml:space="preserve"> (</w:t>
+      </w:r>
+      <w:proofErr w:type="spellStart"/>
+      <w:r>
+        <w:rPr>
+          <w:sz w:val="28"/>
+          <w:szCs w:val="28"/>
+          <w:lang w:val="uk-UA"/>
+        </w:rPr>
+        <w:t>true</w:t>
+      </w:r>
+      <w:proofErr w:type="spellEnd"/>
+      <w:r>
+        <w:rPr>
+          <w:sz w:val="28"/>
+          <w:szCs w:val="28"/>
+          <w:lang w:val="uk-UA"/>
+        </w:rPr>
+        <w:t>);</w:t>
+      </w:r>
+    </w:p>
+    <w:p>
+      <w:pPr>
+        <w:spacing w:after="0"/>
+        <w:rPr>
+          <w:sz w:val="28"/>
+          <w:szCs w:val="28"/>
+          <w:lang w:val="uk-UA"/>
+        </w:rPr>
+      </w:pPr>
+      <w:r>
+        <w:rPr>
+          <w:sz w:val="28"/>
+          <w:szCs w:val="28"/>
+          <w:lang w:val="uk-UA"/>
+        </w:rPr>
+        <w:t xml:space="preserve">    }</w:t>
+      </w:r>
+    </w:p>
+    <w:p>
+      <w:pPr>
+        <w:spacing w:after="0"/>
+        <w:rPr>
+          <w:sz w:val="28"/>
+          <w:szCs w:val="28"/>
+          <w:lang w:val="uk-UA"/>
+        </w:rPr>
+      </w:pPr>
+    </w:p>
+    <w:p>
+      <w:pPr>
+        <w:spacing w:after="0"/>
+        <w:rPr>
+          <w:sz w:val="28"/>
+          <w:szCs w:val="28"/>
+          <w:lang w:val="uk-UA"/>
+        </w:rPr>
+      </w:pPr>
+      <w:r>
+        <w:rPr>
+          <w:sz w:val="28"/>
+          <w:szCs w:val="28"/>
+          <w:lang w:val="uk-UA"/>
+        </w:rPr>
+        <w:t xml:space="preserve">    </w:t>
+      </w:r>
+      <w:proofErr w:type="spellStart"/>
+      <w:r>
+        <w:rPr>
+          <w:sz w:val="28"/>
+          <w:szCs w:val="28"/>
+          <w:lang w:val="uk-UA"/>
+        </w:rPr>
+        <w:t>static</w:t>
+      </w:r>
+      <w:proofErr w:type="spellEnd"/>
+      <w:r>
+        <w:rPr>
+          <w:sz w:val="28"/>
+          <w:szCs w:val="28"/>
+          <w:lang w:val="uk-UA"/>
+        </w:rPr>
+        <w:t xml:space="preserve"> </w:t>
+      </w:r>
+      <w:proofErr w:type="spellStart"/>
+      <w:r>
+        <w:rPr>
+          <w:sz w:val="28"/>
+          <w:szCs w:val="28"/>
+          <w:lang w:val="uk-UA"/>
+        </w:rPr>
+        <w:t>string</w:t>
+      </w:r>
+      <w:proofErr w:type="spellEnd"/>
+      <w:r>
+        <w:rPr>
+          <w:sz w:val="28"/>
+          <w:szCs w:val="28"/>
+          <w:lang w:val="uk-UA"/>
+        </w:rPr>
+        <w:t xml:space="preserve"> </w:t>
+      </w:r>
+      <w:proofErr w:type="spellStart"/>
+      <w:r>
+        <w:rPr>
+          <w:sz w:val="28"/>
+          <w:szCs w:val="28"/>
+          <w:lang w:val="uk-UA"/>
+        </w:rPr>
+        <w:t>ReadGender</w:t>
+      </w:r>
+      <w:proofErr w:type="spellEnd"/>
+      <w:r>
+        <w:rPr>
+          <w:sz w:val="28"/>
+          <w:szCs w:val="28"/>
+          <w:lang w:val="uk-UA"/>
+        </w:rPr>
+        <w:t>(</w:t>
+      </w:r>
+      <w:proofErr w:type="spellStart"/>
+      <w:r>
+        <w:rPr>
+          <w:sz w:val="28"/>
+          <w:szCs w:val="28"/>
+          <w:lang w:val="uk-UA"/>
+        </w:rPr>
+        <w:t>string</w:t>
+      </w:r>
+      <w:proofErr w:type="spellEnd"/>
+      <w:r>
+        <w:rPr>
+          <w:sz w:val="28"/>
+          <w:szCs w:val="28"/>
+          <w:lang w:val="uk-UA"/>
+        </w:rPr>
+        <w:t xml:space="preserve"> </w:t>
+      </w:r>
+      <w:proofErr w:type="spellStart"/>
+      <w:r>
+        <w:rPr>
+          <w:sz w:val="28"/>
+          <w:szCs w:val="28"/>
+          <w:lang w:val="uk-UA"/>
+        </w:rPr>
+        <w:t>message</w:t>
+      </w:r>
+      <w:proofErr w:type="spellEnd"/>
+      <w:r>
+        <w:rPr>
+          <w:sz w:val="28"/>
+          <w:szCs w:val="28"/>
+          <w:lang w:val="uk-UA"/>
+        </w:rPr>
+        <w:t>)</w:t>
+      </w:r>
+    </w:p>
+    <w:p>
+      <w:pPr>
+        <w:spacing w:after="0"/>
+        <w:rPr>
+          <w:sz w:val="28"/>
+          <w:szCs w:val="28"/>
+          <w:lang w:val="uk-UA"/>
+        </w:rPr>
+      </w:pPr>
+      <w:r>
+        <w:rPr>
+          <w:sz w:val="28"/>
+          <w:szCs w:val="28"/>
+          <w:lang w:val="uk-UA"/>
+        </w:rPr>
+        <w:t xml:space="preserve">    {</w:t>
+      </w:r>
+    </w:p>
+    <w:p>
+      <w:pPr>
+        <w:spacing w:after="0"/>
+        <w:rPr>
+          <w:sz w:val="28"/>
+          <w:szCs w:val="28"/>
+          <w:lang w:val="uk-UA"/>
+        </w:rPr>
+      </w:pPr>
+      <w:r>
+        <w:rPr>
+          <w:sz w:val="28"/>
+          <w:szCs w:val="28"/>
+          <w:lang w:val="uk-UA"/>
+        </w:rPr>
+        <w:t xml:space="preserve">        </w:t>
+      </w:r>
+      <w:proofErr w:type="spellStart"/>
+      <w:r>
+        <w:rPr>
+          <w:sz w:val="28"/>
+          <w:szCs w:val="28"/>
+          <w:lang w:val="uk-UA"/>
+        </w:rPr>
+        <w:t>string</w:t>
+      </w:r>
+      <w:proofErr w:type="spellEnd"/>
+      <w:r>
+        <w:rPr>
+          <w:sz w:val="28"/>
+          <w:szCs w:val="28"/>
+          <w:lang w:val="uk-UA"/>
+        </w:rPr>
+        <w:t xml:space="preserve"> </w:t>
+      </w:r>
+      <w:proofErr w:type="spellStart"/>
+      <w:r>
+        <w:rPr>
+          <w:sz w:val="28"/>
+          <w:szCs w:val="28"/>
+          <w:lang w:val="uk-UA"/>
+        </w:rPr>
+        <w:t>input</w:t>
+      </w:r>
+      <w:proofErr w:type="spellEnd"/>
+      <w:r>
+        <w:rPr>
+          <w:sz w:val="28"/>
+          <w:szCs w:val="28"/>
+          <w:lang w:val="uk-UA"/>
+        </w:rPr>
+        <w:t>;</w:t>
+      </w:r>
+    </w:p>
+    <w:p>
+      <w:pPr>
+        <w:spacing w:after="0"/>
+        <w:rPr>
+          <w:sz w:val="28"/>
+          <w:szCs w:val="28"/>
+          <w:lang w:val="uk-UA"/>
+        </w:rPr>
+      </w:pPr>
+      <w:r>
+        <w:rPr>
+          <w:sz w:val="28"/>
+          <w:szCs w:val="28"/>
+          <w:lang w:val="uk-UA"/>
+        </w:rPr>
+        <w:t xml:space="preserve">        </w:t>
+      </w:r>
+      <w:proofErr w:type="spellStart"/>
+      <w:r>
+        <w:rPr>
+          <w:sz w:val="28"/>
+          <w:szCs w:val="28"/>
+          <w:lang w:val="uk-UA"/>
+        </w:rPr>
+        <w:t>do</w:t>
+      </w:r>
+      <w:proofErr w:type="spellEnd"/>
+    </w:p>
+    <w:p>
+      <w:pPr>
+        <w:spacing w:after="0"/>
+        <w:rPr>
+          <w:sz w:val="28"/>
+          <w:szCs w:val="28"/>
+          <w:lang w:val="uk-UA"/>
+        </w:rPr>
+      </w:pPr>
+      <w:r>
+        <w:rPr>
+          <w:sz w:val="28"/>
+          <w:szCs w:val="28"/>
+          <w:lang w:val="uk-UA"/>
+        </w:rPr>
+        <w:t xml:space="preserve">        {</w:t>
+      </w:r>
+    </w:p>
+    <w:p>
+      <w:pPr>
+        <w:spacing w:after="0"/>
+        <w:rPr>
+          <w:sz w:val="28"/>
+          <w:szCs w:val="28"/>
+          <w:lang w:val="uk-UA"/>
+        </w:rPr>
+      </w:pPr>
+      <w:r>
+        <w:rPr>
+          <w:sz w:val="28"/>
+          <w:szCs w:val="28"/>
+          <w:lang w:val="uk-UA"/>
+        </w:rPr>
+        <w:t xml:space="preserve">            </w:t>
+      </w:r>
+      <w:proofErr w:type="spellStart"/>
+      <w:r>
+        <w:rPr>
+          <w:sz w:val="28"/>
+          <w:szCs w:val="28"/>
+          <w:lang w:val="uk-UA"/>
+        </w:rPr>
+        <w:t>Console.Write</w:t>
+      </w:r>
+      <w:proofErr w:type="spellEnd"/>
+      <w:r>
+        <w:rPr>
+          <w:sz w:val="28"/>
+          <w:szCs w:val="28"/>
+          <w:lang w:val="uk-UA"/>
+        </w:rPr>
+        <w:t>(</w:t>
+      </w:r>
+      <w:proofErr w:type="spellStart"/>
+      <w:r>
+        <w:rPr>
+          <w:sz w:val="28"/>
+          <w:szCs w:val="28"/>
+          <w:lang w:val="uk-UA"/>
+        </w:rPr>
+        <w:t>message</w:t>
+      </w:r>
+      <w:proofErr w:type="spellEnd"/>
+      <w:r>
+        <w:rPr>
+          <w:sz w:val="28"/>
+          <w:szCs w:val="28"/>
+          <w:lang w:val="uk-UA"/>
+        </w:rPr>
+        <w:t>);</w:t>
+      </w:r>
+    </w:p>
+    <w:p>
+      <w:pPr>
+        <w:spacing w:after="0"/>
+        <w:rPr>
+          <w:sz w:val="28"/>
+          <w:szCs w:val="28"/>
+          <w:lang w:val="uk-UA"/>
+        </w:rPr>
+      </w:pPr>
+      <w:r>
+        <w:rPr>
+          <w:sz w:val="28"/>
+          <w:szCs w:val="28"/>
+          <w:lang w:val="uk-UA"/>
+        </w:rPr>
+        <w:t xml:space="preserve">            </w:t>
+      </w:r>
+      <w:proofErr w:type="spellStart"/>
+      <w:r>
+        <w:rPr>
+          <w:sz w:val="28"/>
+          <w:szCs w:val="28"/>
+          <w:lang w:val="uk-UA"/>
+        </w:rPr>
+        <w:t>input</w:t>
+      </w:r>
+      <w:proofErr w:type="spellEnd"/>
+      <w:r>
+        <w:rPr>
+          <w:sz w:val="28"/>
+          <w:szCs w:val="28"/>
+          <w:lang w:val="uk-UA"/>
+        </w:rPr>
+        <w:t xml:space="preserve"> = </w:t>
+      </w:r>
+      <w:proofErr w:type="spellStart"/>
+      <w:r>
+        <w:rPr>
+          <w:sz w:val="28"/>
+          <w:szCs w:val="28"/>
+          <w:lang w:val="uk-UA"/>
+        </w:rPr>
+        <w:t>Console.ReadLine</w:t>
+      </w:r>
+      <w:proofErr w:type="spellEnd"/>
+      <w:r>
+        <w:rPr>
+          <w:sz w:val="28"/>
+          <w:szCs w:val="28"/>
+          <w:lang w:val="uk-UA"/>
+        </w:rPr>
+        <w:t>()?.</w:t>
+      </w:r>
+      <w:proofErr w:type="spellStart"/>
+      <w:r>
+        <w:rPr>
+          <w:sz w:val="28"/>
+          <w:szCs w:val="28"/>
+          <w:lang w:val="uk-UA"/>
+        </w:rPr>
+        <w:t>Trim</w:t>
+      </w:r>
+      <w:proofErr w:type="spellEnd"/>
+      <w:r>
+        <w:rPr>
+          <w:sz w:val="28"/>
+          <w:szCs w:val="28"/>
+          <w:lang w:val="uk-UA"/>
+        </w:rPr>
+        <w:t>().</w:t>
+      </w:r>
+      <w:proofErr w:type="spellStart"/>
+      <w:r>
+        <w:rPr>
+          <w:sz w:val="28"/>
+          <w:szCs w:val="28"/>
+          <w:lang w:val="uk-UA"/>
+        </w:rPr>
+        <w:t>ToLower</w:t>
+      </w:r>
+      <w:proofErr w:type="spellEnd"/>
+      <w:r>
+        <w:rPr>
+          <w:sz w:val="28"/>
+          <w:szCs w:val="28"/>
+          <w:lang w:val="uk-UA"/>
+        </w:rPr>
+        <w:t>();</w:t>
+      </w:r>
+    </w:p>
+    <w:p>
+      <w:pPr>
+        <w:spacing w:after="0"/>
+        <w:rPr>
+          <w:sz w:val="28"/>
+          <w:szCs w:val="28"/>
+          <w:lang w:val="uk-UA"/>
+        </w:rPr>
+      </w:pPr>
+      <w:r>
+        <w:rPr>
+          <w:sz w:val="28"/>
+          <w:szCs w:val="28"/>
+          <w:lang w:val="uk-UA"/>
+        </w:rPr>
+        <w:t xml:space="preserve">            </w:t>
+      </w:r>
+      <w:proofErr w:type="spellStart"/>
+      <w:r>
+        <w:rPr>
+          <w:sz w:val="28"/>
+          <w:szCs w:val="28"/>
+          <w:lang w:val="uk-UA"/>
+        </w:rPr>
+        <w:t>if</w:t>
+      </w:r>
+      <w:proofErr w:type="spellEnd"/>
+      <w:r>
+        <w:rPr>
+          <w:sz w:val="28"/>
+          <w:szCs w:val="28"/>
+          <w:lang w:val="uk-UA"/>
+        </w:rPr>
+        <w:t xml:space="preserve"> (</w:t>
+      </w:r>
+      <w:proofErr w:type="spellStart"/>
+      <w:r>
+        <w:rPr>
+          <w:sz w:val="28"/>
+          <w:szCs w:val="28"/>
+          <w:lang w:val="uk-UA"/>
+        </w:rPr>
+        <w:t>input</w:t>
+      </w:r>
+      <w:proofErr w:type="spellEnd"/>
+      <w:r>
+        <w:rPr>
+          <w:sz w:val="28"/>
+          <w:szCs w:val="28"/>
+          <w:lang w:val="uk-UA"/>
+        </w:rPr>
+        <w:t xml:space="preserve"> == "ч" || </w:t>
+      </w:r>
+      <w:proofErr w:type="spellStart"/>
+      <w:r>
+        <w:rPr>
+          <w:sz w:val="28"/>
+          <w:szCs w:val="28"/>
+          <w:lang w:val="uk-UA"/>
+        </w:rPr>
+        <w:t>input</w:t>
+      </w:r>
+      <w:proofErr w:type="spellEnd"/>
+      <w:r>
+        <w:rPr>
+          <w:sz w:val="28"/>
+          <w:szCs w:val="28"/>
+          <w:lang w:val="uk-UA"/>
+        </w:rPr>
+        <w:t xml:space="preserve"> == "ж")</w:t>
+      </w:r>
+    </w:p>
+    <w:p>
+      <w:pPr>
+        <w:spacing w:after="0"/>
+        <w:rPr>
+          <w:sz w:val="28"/>
+          <w:szCs w:val="28"/>
+          <w:lang w:val="uk-UA"/>
+        </w:rPr>
+      </w:pPr>
+      <w:r>
+        <w:rPr>
+          <w:sz w:val="28"/>
+          <w:szCs w:val="28"/>
+          <w:lang w:val="uk-UA"/>
+        </w:rPr>
+        <w:t xml:space="preserve">                </w:t>
+      </w:r>
+      <w:proofErr w:type="spellStart"/>
+      <w:r>
+        <w:rPr>
+          <w:sz w:val="28"/>
+          <w:szCs w:val="28"/>
+          <w:lang w:val="uk-UA"/>
+        </w:rPr>
+        <w:t>return</w:t>
+      </w:r>
+      <w:proofErr w:type="spellEnd"/>
+      <w:r>
+        <w:rPr>
+          <w:sz w:val="28"/>
+          <w:szCs w:val="28"/>
+          <w:lang w:val="uk-UA"/>
+        </w:rPr>
+        <w:t xml:space="preserve"> </w:t>
+      </w:r>
+      <w:proofErr w:type="spellStart"/>
+      <w:r>
+        <w:rPr>
+          <w:sz w:val="28"/>
+          <w:szCs w:val="28"/>
+          <w:lang w:val="uk-UA"/>
+        </w:rPr>
+        <w:t>input</w:t>
+      </w:r>
+      <w:proofErr w:type="spellEnd"/>
+      <w:r>
+        <w:rPr>
+          <w:sz w:val="28"/>
+          <w:szCs w:val="28"/>
+          <w:lang w:val="uk-UA"/>
+        </w:rPr>
+        <w:t>;</w:t>
+      </w:r>
+    </w:p>
+    <w:p>
+      <w:pPr>
+        <w:spacing w:after="0"/>
+        <w:rPr>
+          <w:sz w:val="28"/>
+          <w:szCs w:val="28"/>
+          <w:lang w:val="uk-UA"/>
+        </w:rPr>
+      </w:pPr>
+      <w:r>
+        <w:rPr>
+          <w:sz w:val="28"/>
+          <w:szCs w:val="28"/>
+          <w:lang w:val="uk-UA"/>
+        </w:rPr>
+        <w:t xml:space="preserve">            </w:t>
+      </w:r>
+      <w:proofErr w:type="spellStart"/>
+      <w:r>
+        <w:rPr>
+          <w:sz w:val="28"/>
+          <w:szCs w:val="28"/>
+          <w:lang w:val="uk-UA"/>
+        </w:rPr>
+        <w:t>Console.WriteLine</w:t>
+      </w:r>
+      <w:proofErr w:type="spellEnd"/>
+      <w:r>
+        <w:rPr>
+          <w:sz w:val="28"/>
+          <w:szCs w:val="28"/>
+          <w:lang w:val="uk-UA"/>
+        </w:rPr>
+        <w:t>("Помилка: введіть 'ч' для чоловіка або 'ж' для жінки.");</w:t>
+      </w:r>
+    </w:p>
+    <w:p>
+      <w:pPr>
+        <w:spacing w:after="0"/>
+        <w:rPr>
+          <w:sz w:val="28"/>
+          <w:szCs w:val="28"/>
+          <w:lang w:val="uk-UA"/>
+        </w:rPr>
+      </w:pPr>
+      <w:r>
+        <w:rPr>
+          <w:sz w:val="28"/>
+          <w:szCs w:val="28"/>
+          <w:lang w:val="uk-UA"/>
+        </w:rPr>
+        <w:t xml:space="preserve">        } </w:t>
+      </w:r>
+      <w:proofErr w:type="spellStart"/>
+      <w:r>
+        <w:rPr>
+          <w:sz w:val="28"/>
+          <w:szCs w:val="28"/>
+          <w:lang w:val="uk-UA"/>
+        </w:rPr>
+        <w:t>while</w:t>
+      </w:r>
+      <w:proofErr w:type="spellEnd"/>
+      <w:r>
+        <w:rPr>
+          <w:sz w:val="28"/>
+          <w:szCs w:val="28"/>
+          <w:lang w:val="uk-UA"/>
+        </w:rPr>
+        <w:t xml:space="preserve"> (</w:t>
+      </w:r>
+      <w:proofErr w:type="spellStart"/>
+      <w:r>
+        <w:rPr>
+          <w:sz w:val="28"/>
+          <w:szCs w:val="28"/>
+          <w:lang w:val="uk-UA"/>
+        </w:rPr>
+        <w:t>true</w:t>
+      </w:r>
+      <w:proofErr w:type="spellEnd"/>
+      <w:r>
+        <w:rPr>
+          <w:sz w:val="28"/>
+          <w:szCs w:val="28"/>
+          <w:lang w:val="uk-UA"/>
+        </w:rPr>
+        <w:t>);</w:t>
+      </w:r>
+    </w:p>
+    <w:p>
+      <w:pPr>
+        <w:spacing w:after="0"/>
+        <w:rPr>
+          <w:sz w:val="28"/>
+          <w:szCs w:val="28"/>
+          <w:lang w:val="uk-UA"/>
+        </w:rPr>
+      </w:pPr>
+      <w:r>
+        <w:rPr>
+          <w:sz w:val="28"/>
+          <w:szCs w:val="28"/>
+          <w:lang w:val="uk-UA"/>
+        </w:rPr>
+        <w:t xml:space="preserve">    }</w:t>
+      </w:r>
+    </w:p>
+    <w:p>
+      <w:pPr>
+        <w:spacing w:after="0"/>
+        <w:rPr>
+          <w:sz w:val="28"/>
+          <w:szCs w:val="28"/>
+          <w:lang w:val="uk-UA"/>
+        </w:rPr>
+      </w:pPr>
+    </w:p>
+    <w:p>
+      <w:pPr>
+        <w:spacing w:after="0"/>
+        <w:rPr>
+          <w:sz w:val="28"/>
+          <w:szCs w:val="28"/>
+          <w:lang w:val="uk-UA"/>
+        </w:rPr>
+      </w:pPr>
+      <w:r>
+        <w:rPr>
+          <w:sz w:val="28"/>
+          <w:szCs w:val="28"/>
+          <w:lang w:val="uk-UA"/>
+        </w:rPr>
+        <w:t xml:space="preserve">    </w:t>
+      </w:r>
+      <w:proofErr w:type="spellStart"/>
+      <w:r>
+        <w:rPr>
+          <w:sz w:val="28"/>
+          <w:szCs w:val="28"/>
+          <w:lang w:val="uk-UA"/>
+        </w:rPr>
+        <w:t>static</w:t>
+      </w:r>
+      <w:proofErr w:type="spellEnd"/>
+      <w:r>
+        <w:rPr>
+          <w:sz w:val="28"/>
+          <w:szCs w:val="28"/>
+          <w:lang w:val="uk-UA"/>
+        </w:rPr>
+        <w:t xml:space="preserve"> </w:t>
+      </w:r>
+      <w:proofErr w:type="spellStart"/>
+      <w:r>
+        <w:rPr>
+          <w:sz w:val="28"/>
+          <w:szCs w:val="28"/>
+          <w:lang w:val="uk-UA"/>
+        </w:rPr>
+        <w:t>double</w:t>
+      </w:r>
+      <w:proofErr w:type="spellEnd"/>
+      <w:r>
+        <w:rPr>
+          <w:sz w:val="28"/>
+          <w:szCs w:val="28"/>
+          <w:lang w:val="uk-UA"/>
+        </w:rPr>
+        <w:t xml:space="preserve"> </w:t>
+      </w:r>
+      <w:proofErr w:type="spellStart"/>
+      <w:r>
+        <w:rPr>
+          <w:sz w:val="28"/>
+          <w:szCs w:val="28"/>
+          <w:lang w:val="uk-UA"/>
+        </w:rPr>
+        <w:t>CalculateBMR</w:t>
+      </w:r>
+      <w:proofErr w:type="spellEnd"/>
+      <w:r>
+        <w:rPr>
+          <w:sz w:val="28"/>
+          <w:szCs w:val="28"/>
+          <w:lang w:val="uk-UA"/>
+        </w:rPr>
+        <w:t>(</w:t>
+      </w:r>
+      <w:proofErr w:type="spellStart"/>
+      <w:r>
+        <w:rPr>
+          <w:sz w:val="28"/>
+          <w:szCs w:val="28"/>
+          <w:lang w:val="uk-UA"/>
+        </w:rPr>
+        <w:t>double</w:t>
+      </w:r>
+      <w:proofErr w:type="spellEnd"/>
+      <w:r>
+        <w:rPr>
+          <w:sz w:val="28"/>
+          <w:szCs w:val="28"/>
+          <w:lang w:val="uk-UA"/>
+        </w:rPr>
+        <w:t xml:space="preserve"> </w:t>
+      </w:r>
+      <w:proofErr w:type="spellStart"/>
+      <w:r>
+        <w:rPr>
+          <w:sz w:val="28"/>
+          <w:szCs w:val="28"/>
+          <w:lang w:val="uk-UA"/>
+        </w:rPr>
+        <w:t>weight</w:t>
+      </w:r>
+      <w:proofErr w:type="spellEnd"/>
+      <w:r>
+        <w:rPr>
+          <w:sz w:val="28"/>
+          <w:szCs w:val="28"/>
+          <w:lang w:val="uk-UA"/>
+        </w:rPr>
+        <w:t xml:space="preserve">, </w:t>
+      </w:r>
+      <w:proofErr w:type="spellStart"/>
+      <w:r>
+        <w:rPr>
+          <w:sz w:val="28"/>
+          <w:szCs w:val="28"/>
+          <w:lang w:val="uk-UA"/>
+        </w:rPr>
+        <w:t>double</w:t>
+      </w:r>
+      <w:proofErr w:type="spellEnd"/>
+      <w:r>
+        <w:rPr>
+          <w:sz w:val="28"/>
+          <w:szCs w:val="28"/>
+          <w:lang w:val="uk-UA"/>
+        </w:rPr>
+        <w:t xml:space="preserve"> </w:t>
+      </w:r>
+      <w:proofErr w:type="spellStart"/>
+      <w:r>
+        <w:rPr>
+          <w:sz w:val="28"/>
+          <w:szCs w:val="28"/>
+          <w:lang w:val="uk-UA"/>
+        </w:rPr>
+        <w:t>height</w:t>
+      </w:r>
+      <w:proofErr w:type="spellEnd"/>
+      <w:r>
+        <w:rPr>
+          <w:sz w:val="28"/>
+          <w:szCs w:val="28"/>
+          <w:lang w:val="uk-UA"/>
+        </w:rPr>
+        <w:t xml:space="preserve">, </w:t>
+      </w:r>
+      <w:proofErr w:type="spellStart"/>
+      <w:r>
+        <w:rPr>
+          <w:sz w:val="28"/>
+          <w:szCs w:val="28"/>
+          <w:lang w:val="uk-UA"/>
+        </w:rPr>
+        <w:t>int</w:t>
+      </w:r>
+      <w:proofErr w:type="spellEnd"/>
+      <w:r>
+        <w:rPr>
+          <w:sz w:val="28"/>
+          <w:szCs w:val="28"/>
+          <w:lang w:val="uk-UA"/>
+        </w:rPr>
+        <w:t xml:space="preserve"> </w:t>
+      </w:r>
+      <w:proofErr w:type="spellStart"/>
+      <w:r>
+        <w:rPr>
+          <w:sz w:val="28"/>
+          <w:szCs w:val="28"/>
+          <w:lang w:val="uk-UA"/>
+        </w:rPr>
+        <w:t>age</w:t>
+      </w:r>
+      <w:proofErr w:type="spellEnd"/>
+      <w:r>
+        <w:rPr>
+          <w:sz w:val="28"/>
+          <w:szCs w:val="28"/>
+          <w:lang w:val="uk-UA"/>
+        </w:rPr>
+        <w:t xml:space="preserve">, </w:t>
+      </w:r>
+      <w:proofErr w:type="spellStart"/>
+      <w:r>
+        <w:rPr>
+          <w:sz w:val="28"/>
+          <w:szCs w:val="28"/>
+          <w:lang w:val="uk-UA"/>
+        </w:rPr>
+        <w:t>string</w:t>
+      </w:r>
+      <w:proofErr w:type="spellEnd"/>
+      <w:r>
+        <w:rPr>
+          <w:sz w:val="28"/>
+          <w:szCs w:val="28"/>
+          <w:lang w:val="uk-UA"/>
+        </w:rPr>
+        <w:t xml:space="preserve"> </w:t>
+      </w:r>
+      <w:proofErr w:type="spellStart"/>
+      <w:r>
+        <w:rPr>
+          <w:sz w:val="28"/>
+          <w:szCs w:val="28"/>
+          <w:lang w:val="uk-UA"/>
+        </w:rPr>
+        <w:t>gender</w:t>
+      </w:r>
+      <w:proofErr w:type="spellEnd"/>
+      <w:r>
+        <w:rPr>
+          <w:sz w:val="28"/>
+          <w:szCs w:val="28"/>
+          <w:lang w:val="uk-UA"/>
+        </w:rPr>
+        <w:t>)</w:t>
+      </w:r>
+    </w:p>
+    <w:p>
+      <w:pPr>
+        <w:spacing w:after="0"/>
+        <w:rPr>
+          <w:sz w:val="28"/>
+          <w:szCs w:val="28"/>
+          <w:lang w:val="uk-UA"/>
+        </w:rPr>
+      </w:pPr>
+      <w:r>
+        <w:rPr>
+          <w:sz w:val="28"/>
+          <w:szCs w:val="28"/>
+          <w:lang w:val="uk-UA"/>
+        </w:rPr>
+        <w:t xml:space="preserve">    {</w:t>
+      </w:r>
+    </w:p>
+    <w:p>
+      <w:pPr>
+        <w:spacing w:after="0"/>
+        <w:rPr>
+          <w:sz w:val="28"/>
+          <w:szCs w:val="28"/>
+          <w:lang w:val="uk-UA"/>
+        </w:rPr>
+      </w:pPr>
+      <w:r>
+        <w:rPr>
+          <w:sz w:val="28"/>
+          <w:szCs w:val="28"/>
+          <w:lang w:val="uk-UA"/>
+        </w:rPr>
+        <w:t xml:space="preserve">        </w:t>
+      </w:r>
+      <w:proofErr w:type="spellStart"/>
+      <w:r>
+        <w:rPr>
+          <w:sz w:val="28"/>
+          <w:szCs w:val="28"/>
+          <w:lang w:val="uk-UA"/>
+        </w:rPr>
+        <w:t>if</w:t>
+      </w:r>
+      <w:proofErr w:type="spellEnd"/>
+      <w:r>
+        <w:rPr>
+          <w:sz w:val="28"/>
+          <w:szCs w:val="28"/>
+          <w:lang w:val="uk-UA"/>
+        </w:rPr>
+        <w:t xml:space="preserve"> (</w:t>
+      </w:r>
+      <w:proofErr w:type="spellStart"/>
+      <w:r>
+        <w:rPr>
+          <w:sz w:val="28"/>
+          <w:szCs w:val="28"/>
+          <w:lang w:val="uk-UA"/>
+        </w:rPr>
+        <w:t>gender</w:t>
+      </w:r>
+      <w:proofErr w:type="spellEnd"/>
+      <w:r>
+        <w:rPr>
+          <w:sz w:val="28"/>
+          <w:szCs w:val="28"/>
+          <w:lang w:val="uk-UA"/>
+        </w:rPr>
+        <w:t xml:space="preserve"> == "ч")</w:t>
+      </w:r>
+    </w:p>
+    <w:p>
+      <w:pPr>
+        <w:spacing w:after="0"/>
+        <w:rPr>
+          <w:sz w:val="28"/>
+          <w:szCs w:val="28"/>
+          <w:lang w:val="uk-UA"/>
+        </w:rPr>
+      </w:pPr>
+      <w:r>
+        <w:rPr>
+          <w:sz w:val="28"/>
+          <w:szCs w:val="28"/>
+          <w:lang w:val="uk-UA"/>
+        </w:rPr>
+        <w:t xml:space="preserve">            </w:t>
+      </w:r>
+      <w:proofErr w:type="spellStart"/>
+      <w:r>
+        <w:rPr>
+          <w:sz w:val="28"/>
+          <w:szCs w:val="28"/>
+          <w:lang w:val="uk-UA"/>
+        </w:rPr>
+        <w:t>return</w:t>
+      </w:r>
+      <w:proofErr w:type="spellEnd"/>
+      <w:r>
+        <w:rPr>
+          <w:sz w:val="28"/>
+          <w:szCs w:val="28"/>
+          <w:lang w:val="uk-UA"/>
+        </w:rPr>
+        <w:t xml:space="preserve"> 10 * </w:t>
+      </w:r>
+      <w:proofErr w:type="spellStart"/>
+      <w:r>
+        <w:rPr>
+          <w:sz w:val="28"/>
+          <w:szCs w:val="28"/>
+          <w:lang w:val="uk-UA"/>
+        </w:rPr>
+        <w:t>weight</w:t>
+      </w:r>
+      <w:proofErr w:type="spellEnd"/>
+      <w:r>
+        <w:rPr>
+          <w:sz w:val="28"/>
+          <w:szCs w:val="28"/>
+          <w:lang w:val="uk-UA"/>
+        </w:rPr>
+        <w:t xml:space="preserve"> + 6.25 * </w:t>
+      </w:r>
+      <w:proofErr w:type="spellStart"/>
+      <w:r>
+        <w:rPr>
+          <w:sz w:val="28"/>
+          <w:szCs w:val="28"/>
+          <w:lang w:val="uk-UA"/>
+        </w:rPr>
+        <w:t>height</w:t>
+      </w:r>
+      <w:proofErr w:type="spellEnd"/>
+      <w:r>
+        <w:rPr>
+          <w:sz w:val="28"/>
+          <w:szCs w:val="28"/>
+          <w:lang w:val="uk-UA"/>
+        </w:rPr>
+        <w:t xml:space="preserve"> - 5 * </w:t>
+      </w:r>
+      <w:proofErr w:type="spellStart"/>
+      <w:r>
+        <w:rPr>
+          <w:sz w:val="28"/>
+          <w:szCs w:val="28"/>
+          <w:lang w:val="uk-UA"/>
+        </w:rPr>
+        <w:t>age</w:t>
+      </w:r>
+      <w:proofErr w:type="spellEnd"/>
+      <w:r>
+        <w:rPr>
+          <w:sz w:val="28"/>
+          <w:szCs w:val="28"/>
+          <w:lang w:val="uk-UA"/>
+        </w:rPr>
+        <w:t xml:space="preserve"> + 5;</w:t>
+      </w:r>
+    </w:p>
+    <w:p>
+      <w:pPr>
+        <w:spacing w:after="0"/>
+        <w:rPr>
+          <w:sz w:val="28"/>
+          <w:szCs w:val="28"/>
+          <w:lang w:val="uk-UA"/>
+        </w:rPr>
+      </w:pPr>
+      <w:r>
+        <w:rPr>
+          <w:sz w:val="28"/>
+          <w:szCs w:val="28"/>
+          <w:lang w:val="uk-UA"/>
+        </w:rPr>
+        <w:t xml:space="preserve">        </w:t>
+      </w:r>
+      <w:proofErr w:type="spellStart"/>
+      <w:r>
+        <w:rPr>
+          <w:sz w:val="28"/>
+          <w:szCs w:val="28"/>
+          <w:lang w:val="uk-UA"/>
+        </w:rPr>
+        <w:t>else</w:t>
+      </w:r>
+      <w:proofErr w:type="spellEnd"/>
+    </w:p>
+    <w:p>
+      <w:pPr>
+        <w:spacing w:after="0"/>
+        <w:rPr>
+          <w:sz w:val="28"/>
+          <w:szCs w:val="28"/>
+          <w:lang w:val="uk-UA"/>
+        </w:rPr>
+      </w:pPr>
+      <w:r>
+        <w:rPr>
+          <w:sz w:val="28"/>
+          <w:szCs w:val="28"/>
+          <w:lang w:val="uk-UA"/>
+        </w:rPr>
+        <w:t xml:space="preserve">            </w:t>
+      </w:r>
+      <w:proofErr w:type="spellStart"/>
+      <w:r>
+        <w:rPr>
+          <w:sz w:val="28"/>
+          <w:szCs w:val="28"/>
+          <w:lang w:val="uk-UA"/>
+        </w:rPr>
+        <w:t>return</w:t>
+      </w:r>
+      <w:proofErr w:type="spellEnd"/>
+      <w:r>
+        <w:rPr>
+          <w:sz w:val="28"/>
+          <w:szCs w:val="28"/>
+          <w:lang w:val="uk-UA"/>
+        </w:rPr>
+        <w:t xml:space="preserve"> 10 * </w:t>
+      </w:r>
+      <w:proofErr w:type="spellStart"/>
+      <w:r>
+        <w:rPr>
+          <w:sz w:val="28"/>
+          <w:szCs w:val="28"/>
+          <w:lang w:val="uk-UA"/>
+        </w:rPr>
+        <w:t>weight</w:t>
+      </w:r>
+      <w:proofErr w:type="spellEnd"/>
+      <w:r>
+        <w:rPr>
+          <w:sz w:val="28"/>
+          <w:szCs w:val="28"/>
+          <w:lang w:val="uk-UA"/>
+        </w:rPr>
+        <w:t xml:space="preserve"> + 6.25 * </w:t>
+      </w:r>
+      <w:proofErr w:type="spellStart"/>
+      <w:r>
+        <w:rPr>
+          <w:sz w:val="28"/>
+          <w:szCs w:val="28"/>
+          <w:lang w:val="uk-UA"/>
+        </w:rPr>
+        <w:t>height</w:t>
+      </w:r>
+      <w:proofErr w:type="spellEnd"/>
+      <w:r>
+        <w:rPr>
+          <w:sz w:val="28"/>
+          <w:szCs w:val="28"/>
+          <w:lang w:val="uk-UA"/>
+        </w:rPr>
+        <w:t xml:space="preserve"> - 5 * </w:t>
+      </w:r>
+      <w:proofErr w:type="spellStart"/>
+      <w:r>
+        <w:rPr>
+          <w:sz w:val="28"/>
+          <w:szCs w:val="28"/>
+          <w:lang w:val="uk-UA"/>
+        </w:rPr>
+        <w:t>age</w:t>
+      </w:r>
+      <w:proofErr w:type="spellEnd"/>
+      <w:r>
+        <w:rPr>
+          <w:sz w:val="28"/>
+          <w:szCs w:val="28"/>
+          <w:lang w:val="uk-UA"/>
+        </w:rPr>
+        <w:t xml:space="preserve"> - 161;</w:t>
+      </w:r>
+    </w:p>
+    <w:p>
+      <w:pPr>
+        <w:spacing w:after="0"/>
+        <w:rPr>
+          <w:sz w:val="28"/>
+          <w:szCs w:val="28"/>
+          <w:lang w:val="uk-UA"/>
+        </w:rPr>
+      </w:pPr>
+      <w:r>
+        <w:rPr>
+          <w:sz w:val="28"/>
+          <w:szCs w:val="28"/>
+          <w:lang w:val="uk-UA"/>
+        </w:rPr>
+        <w:t xml:space="preserve">    }</w:t>
+      </w:r>
+    </w:p>
+    <w:p>
+      <w:pPr>
+        <w:spacing w:after="0"/>
+        <w:rPr>
+          <w:sz w:val="28"/>
+          <w:szCs w:val="28"/>
+          <w:lang w:val="uk-UA"/>
+        </w:rPr>
+      </w:pPr>
+    </w:p>
+    <w:p>
+      <w:pPr>
+        <w:spacing w:after="0"/>
+        <w:rPr>
+          <w:sz w:val="28"/>
+          <w:szCs w:val="28"/>
+          <w:lang w:val="uk-UA"/>
+        </w:rPr>
+      </w:pPr>
+      <w:r>
+        <w:rPr>
+          <w:sz w:val="28"/>
+          <w:szCs w:val="28"/>
+          <w:lang w:val="uk-UA"/>
+        </w:rPr>
+        <w:t xml:space="preserve">    </w:t>
+      </w:r>
+      <w:proofErr w:type="spellStart"/>
+      <w:r>
+        <w:rPr>
+          <w:sz w:val="28"/>
+          <w:szCs w:val="28"/>
+          <w:lang w:val="uk-UA"/>
+        </w:rPr>
+        <w:t>static</w:t>
+      </w:r>
+      <w:proofErr w:type="spellEnd"/>
+      <w:r>
+        <w:rPr>
+          <w:sz w:val="28"/>
+          <w:szCs w:val="28"/>
+          <w:lang w:val="uk-UA"/>
+        </w:rPr>
+        <w:t xml:space="preserve"> </w:t>
+      </w:r>
+      <w:proofErr w:type="spellStart"/>
+      <w:r>
+        <w:rPr>
+          <w:sz w:val="28"/>
+          <w:szCs w:val="28"/>
+          <w:lang w:val="uk-UA"/>
+        </w:rPr>
+        <w:t>double</w:t>
+      </w:r>
+      <w:proofErr w:type="spellEnd"/>
+      <w:r>
+        <w:rPr>
+          <w:sz w:val="28"/>
+          <w:szCs w:val="28"/>
+          <w:lang w:val="uk-UA"/>
+        </w:rPr>
+        <w:t xml:space="preserve"> </w:t>
+      </w:r>
+      <w:proofErr w:type="spellStart"/>
+      <w:r>
+        <w:rPr>
+          <w:sz w:val="28"/>
+          <w:szCs w:val="28"/>
+          <w:lang w:val="uk-UA"/>
+        </w:rPr>
+        <w:t>ReadActivityFactor</w:t>
+      </w:r>
+      <w:proofErr w:type="spellEnd"/>
+      <w:r>
+        <w:rPr>
+          <w:sz w:val="28"/>
+          <w:szCs w:val="28"/>
+          <w:lang w:val="uk-UA"/>
+        </w:rPr>
+        <w:t>()</w:t>
+      </w:r>
+    </w:p>
+    <w:p>
+      <w:pPr>
+        <w:spacing w:after="0"/>
+        <w:rPr>
+          <w:sz w:val="28"/>
+          <w:szCs w:val="28"/>
+          <w:lang w:val="uk-UA"/>
+        </w:rPr>
+      </w:pPr>
+      <w:r>
+        <w:rPr>
+          <w:sz w:val="28"/>
+          <w:szCs w:val="28"/>
+          <w:lang w:val="uk-UA"/>
+        </w:rPr>
+        <w:t xml:space="preserve">    {</w:t>
+      </w:r>
+    </w:p>
+    <w:p>
+      <w:pPr>
+        <w:spacing w:after="0"/>
+        <w:rPr>
+          <w:sz w:val="28"/>
+          <w:szCs w:val="28"/>
+          <w:lang w:val="uk-UA"/>
+        </w:rPr>
+      </w:pPr>
+      <w:r>
+        <w:rPr>
+          <w:sz w:val="28"/>
+          <w:szCs w:val="28"/>
+          <w:lang w:val="uk-UA"/>
+        </w:rPr>
+        <w:t xml:space="preserve">        </w:t>
+      </w:r>
+      <w:proofErr w:type="spellStart"/>
+      <w:r>
+        <w:rPr>
+          <w:sz w:val="28"/>
+          <w:szCs w:val="28"/>
+          <w:lang w:val="uk-UA"/>
+        </w:rPr>
+        <w:t>Console.WriteLine</w:t>
+      </w:r>
+      <w:proofErr w:type="spellEnd"/>
+      <w:r>
+        <w:rPr>
+          <w:sz w:val="28"/>
+          <w:szCs w:val="28"/>
+          <w:lang w:val="uk-UA"/>
+        </w:rPr>
+        <w:t>("Оберіть рівень активності:");</w:t>
+      </w:r>
+    </w:p>
+    <w:p>
+      <w:pPr>
+        <w:spacing w:after="0"/>
+        <w:rPr>
+          <w:sz w:val="28"/>
+          <w:szCs w:val="28"/>
+          <w:lang w:val="uk-UA"/>
+        </w:rPr>
+      </w:pPr>
+      <w:r>
+        <w:rPr>
+          <w:sz w:val="28"/>
+          <w:szCs w:val="28"/>
+          <w:lang w:val="uk-UA"/>
+        </w:rPr>
+        <w:t xml:space="preserve">        </w:t>
+      </w:r>
+      <w:proofErr w:type="spellStart"/>
+      <w:r>
+        <w:rPr>
+          <w:sz w:val="28"/>
+          <w:szCs w:val="28"/>
+          <w:lang w:val="uk-UA"/>
+        </w:rPr>
+        <w:t>Console.WriteLine</w:t>
+      </w:r>
+      <w:proofErr w:type="spellEnd"/>
+      <w:r>
+        <w:rPr>
+          <w:sz w:val="28"/>
+          <w:szCs w:val="28"/>
+          <w:lang w:val="uk-UA"/>
+        </w:rPr>
+        <w:t>("1. Мінімальна (сидячий спосіб життя) – 1.2");</w:t>
+      </w:r>
+    </w:p>
+    <w:p>
+      <w:pPr>
+        <w:spacing w:after="0"/>
+        <w:rPr>
+          <w:sz w:val="28"/>
+          <w:szCs w:val="28"/>
+          <w:lang w:val="uk-UA"/>
+        </w:rPr>
+      </w:pPr>
+      <w:r>
+        <w:rPr>
+          <w:sz w:val="28"/>
+          <w:szCs w:val="28"/>
+          <w:lang w:val="uk-UA"/>
+        </w:rPr>
+        <w:t xml:space="preserve">        </w:t>
+      </w:r>
+      <w:proofErr w:type="spellStart"/>
+      <w:r>
+        <w:rPr>
+          <w:sz w:val="28"/>
+          <w:szCs w:val="28"/>
+          <w:lang w:val="uk-UA"/>
+        </w:rPr>
+        <w:t>Console.WriteLine</w:t>
+      </w:r>
+      <w:proofErr w:type="spellEnd"/>
+      <w:r>
+        <w:rPr>
+          <w:sz w:val="28"/>
+          <w:szCs w:val="28"/>
+          <w:lang w:val="uk-UA"/>
+        </w:rPr>
+        <w:t>("2. Легка активність – 1.375");</w:t>
+      </w:r>
+    </w:p>
+    <w:p>
+      <w:pPr>
+        <w:spacing w:after="0"/>
+        <w:rPr>
+          <w:sz w:val="28"/>
+          <w:szCs w:val="28"/>
+          <w:lang w:val="uk-UA"/>
+        </w:rPr>
+      </w:pPr>
+      <w:r>
+        <w:rPr>
+          <w:sz w:val="28"/>
+          <w:szCs w:val="28"/>
+          <w:lang w:val="uk-UA"/>
+        </w:rPr>
+        <w:t xml:space="preserve">        </w:t>
+      </w:r>
+      <w:proofErr w:type="spellStart"/>
+      <w:r>
+        <w:rPr>
+          <w:sz w:val="28"/>
+          <w:szCs w:val="28"/>
+          <w:lang w:val="uk-UA"/>
+        </w:rPr>
+        <w:t>Console.WriteLine</w:t>
+      </w:r>
+      <w:proofErr w:type="spellEnd"/>
+      <w:r>
+        <w:rPr>
+          <w:sz w:val="28"/>
+          <w:szCs w:val="28"/>
+          <w:lang w:val="uk-UA"/>
+        </w:rPr>
+        <w:t>("3. Середня активність – 1.55");</w:t>
+      </w:r>
+    </w:p>
+    <w:p>
+      <w:pPr>
+        <w:spacing w:after="0"/>
+        <w:rPr>
+          <w:sz w:val="28"/>
+          <w:szCs w:val="28"/>
+          <w:lang w:val="uk-UA"/>
+        </w:rPr>
+      </w:pPr>
+      <w:r>
+        <w:rPr>
+          <w:sz w:val="28"/>
+          <w:szCs w:val="28"/>
+          <w:lang w:val="uk-UA"/>
+        </w:rPr>
+        <w:t xml:space="preserve">        </w:t>
+      </w:r>
+      <w:proofErr w:type="spellStart"/>
+      <w:r>
+        <w:rPr>
+          <w:sz w:val="28"/>
+          <w:szCs w:val="28"/>
+          <w:lang w:val="uk-UA"/>
+        </w:rPr>
+        <w:t>Console.WriteLine</w:t>
+      </w:r>
+      <w:proofErr w:type="spellEnd"/>
+      <w:r>
+        <w:rPr>
+          <w:sz w:val="28"/>
+          <w:szCs w:val="28"/>
+          <w:lang w:val="uk-UA"/>
+        </w:rPr>
+        <w:t>("4. Висока активність – 1.725");</w:t>
+      </w:r>
+    </w:p>
+    <w:p>
+      <w:pPr>
+        <w:spacing w:after="0"/>
+        <w:rPr>
+          <w:sz w:val="28"/>
+          <w:szCs w:val="28"/>
+          <w:lang w:val="uk-UA"/>
+        </w:rPr>
+      </w:pPr>
+      <w:r>
+        <w:rPr>
+          <w:sz w:val="28"/>
+          <w:szCs w:val="28"/>
+          <w:lang w:val="uk-UA"/>
+        </w:rPr>
+        <w:t xml:space="preserve">        </w:t>
+      </w:r>
+      <w:proofErr w:type="spellStart"/>
+      <w:r>
+        <w:rPr>
+          <w:sz w:val="28"/>
+          <w:szCs w:val="28"/>
+          <w:lang w:val="uk-UA"/>
+        </w:rPr>
+        <w:t>Console.WriteLine</w:t>
+      </w:r>
+      <w:proofErr w:type="spellEnd"/>
+      <w:r>
+        <w:rPr>
+          <w:sz w:val="28"/>
+          <w:szCs w:val="28"/>
+          <w:lang w:val="uk-UA"/>
+        </w:rPr>
+        <w:t>("5. Дуже висока активність – 1.9");</w:t>
+      </w:r>
+    </w:p>
+    <w:p>
+      <w:pPr>
+        <w:spacing w:after="0"/>
+        <w:rPr>
+          <w:sz w:val="28"/>
+          <w:szCs w:val="28"/>
+          <w:lang w:val="uk-UA"/>
+        </w:rPr>
+      </w:pPr>
+    </w:p>
+    <w:p>
+      <w:pPr>
+        <w:spacing w:after="0"/>
+        <w:rPr>
+          <w:sz w:val="28"/>
+          <w:szCs w:val="28"/>
+          <w:lang w:val="uk-UA"/>
+        </w:rPr>
+      </w:pPr>
+      <w:r>
+        <w:rPr>
+          <w:sz w:val="28"/>
+          <w:szCs w:val="28"/>
+          <w:lang w:val="uk-UA"/>
+        </w:rPr>
+        <w:t xml:space="preserve">        </w:t>
+      </w:r>
+      <w:proofErr w:type="spellStart"/>
+      <w:r>
+        <w:rPr>
+          <w:sz w:val="28"/>
+          <w:szCs w:val="28"/>
+          <w:lang w:val="uk-UA"/>
+        </w:rPr>
+        <w:t>int</w:t>
+      </w:r>
+      <w:proofErr w:type="spellEnd"/>
+      <w:r>
+        <w:rPr>
+          <w:sz w:val="28"/>
+          <w:szCs w:val="28"/>
+          <w:lang w:val="uk-UA"/>
+        </w:rPr>
+        <w:t xml:space="preserve"> </w:t>
+      </w:r>
+      <w:proofErr w:type="spellStart"/>
+      <w:r>
+        <w:rPr>
+          <w:sz w:val="28"/>
+          <w:szCs w:val="28"/>
+          <w:lang w:val="uk-UA"/>
+        </w:rPr>
+        <w:t>choice</w:t>
+      </w:r>
+      <w:proofErr w:type="spellEnd"/>
+      <w:r>
+        <w:rPr>
+          <w:sz w:val="28"/>
+          <w:szCs w:val="28"/>
+          <w:lang w:val="uk-UA"/>
+        </w:rPr>
+        <w:t>;</w:t>
+      </w:r>
+    </w:p>
+    <w:p>
+      <w:pPr>
+        <w:spacing w:after="0"/>
+        <w:rPr>
+          <w:sz w:val="28"/>
+          <w:szCs w:val="28"/>
+          <w:lang w:val="uk-UA"/>
+        </w:rPr>
+      </w:pPr>
+      <w:r>
+        <w:rPr>
+          <w:sz w:val="28"/>
+          <w:szCs w:val="28"/>
+          <w:lang w:val="uk-UA"/>
+        </w:rPr>
+        <w:t xml:space="preserve">        </w:t>
+      </w:r>
+      <w:proofErr w:type="spellStart"/>
+      <w:r>
+        <w:rPr>
+          <w:sz w:val="28"/>
+          <w:szCs w:val="28"/>
+          <w:lang w:val="uk-UA"/>
+        </w:rPr>
+        <w:t>do</w:t>
+      </w:r>
+      <w:proofErr w:type="spellEnd"/>
+    </w:p>
+    <w:p>
+      <w:pPr>
+        <w:spacing w:after="0"/>
+        <w:rPr>
+          <w:sz w:val="28"/>
+          <w:szCs w:val="28"/>
+          <w:lang w:val="uk-UA"/>
+        </w:rPr>
+      </w:pPr>
+      <w:r>
+        <w:rPr>
+          <w:sz w:val="28"/>
+          <w:szCs w:val="28"/>
+          <w:lang w:val="uk-UA"/>
+        </w:rPr>
+        <w:t xml:space="preserve">        {</w:t>
+      </w:r>
+    </w:p>
+    <w:p>
+      <w:pPr>
+        <w:spacing w:after="0"/>
+        <w:rPr>
+          <w:sz w:val="28"/>
+          <w:szCs w:val="28"/>
+          <w:lang w:val="uk-UA"/>
+        </w:rPr>
+      </w:pPr>
+      <w:r>
+        <w:rPr>
+          <w:sz w:val="28"/>
+          <w:szCs w:val="28"/>
+          <w:lang w:val="uk-UA"/>
+        </w:rPr>
+        <w:t xml:space="preserve">            </w:t>
+      </w:r>
+      <w:proofErr w:type="spellStart"/>
+      <w:r>
+        <w:rPr>
+          <w:sz w:val="28"/>
+          <w:szCs w:val="28"/>
+          <w:lang w:val="uk-UA"/>
+        </w:rPr>
+        <w:t>Console.Write</w:t>
+      </w:r>
+      <w:proofErr w:type="spellEnd"/>
+      <w:r>
+        <w:rPr>
+          <w:sz w:val="28"/>
+          <w:szCs w:val="28"/>
+          <w:lang w:val="uk-UA"/>
+        </w:rPr>
+        <w:t>("Ваш вибір (1-5): ");</w:t>
+      </w:r>
+    </w:p>
+    <w:p>
+      <w:pPr>
+        <w:spacing w:after="0"/>
+        <w:rPr>
+          <w:sz w:val="28"/>
+          <w:szCs w:val="28"/>
+          <w:lang w:val="uk-UA"/>
+        </w:rPr>
+      </w:pPr>
+      <w:r>
+        <w:rPr>
+          <w:sz w:val="28"/>
+          <w:szCs w:val="28"/>
+          <w:lang w:val="uk-UA"/>
+        </w:rPr>
+        <w:t xml:space="preserve">            </w:t>
+      </w:r>
+      <w:proofErr w:type="spellStart"/>
+      <w:r>
+        <w:rPr>
+          <w:sz w:val="28"/>
+          <w:szCs w:val="28"/>
+          <w:lang w:val="uk-UA"/>
+        </w:rPr>
+        <w:t>string</w:t>
+      </w:r>
+      <w:proofErr w:type="spellEnd"/>
+      <w:r>
+        <w:rPr>
+          <w:sz w:val="28"/>
+          <w:szCs w:val="28"/>
+          <w:lang w:val="uk-UA"/>
+        </w:rPr>
+        <w:t xml:space="preserve"> </w:t>
+      </w:r>
+      <w:proofErr w:type="spellStart"/>
+      <w:r>
+        <w:rPr>
+          <w:sz w:val="28"/>
+          <w:szCs w:val="28"/>
+          <w:lang w:val="uk-UA"/>
+        </w:rPr>
+        <w:t>input</w:t>
+      </w:r>
+      <w:proofErr w:type="spellEnd"/>
+      <w:r>
+        <w:rPr>
+          <w:sz w:val="28"/>
+          <w:szCs w:val="28"/>
+          <w:lang w:val="uk-UA"/>
+        </w:rPr>
+        <w:t xml:space="preserve"> = </w:t>
+      </w:r>
+      <w:proofErr w:type="spellStart"/>
+      <w:r>
+        <w:rPr>
+          <w:sz w:val="28"/>
+          <w:szCs w:val="28"/>
+          <w:lang w:val="uk-UA"/>
+        </w:rPr>
+        <w:t>Console.ReadLine</w:t>
+      </w:r>
+      <w:proofErr w:type="spellEnd"/>
+      <w:r>
+        <w:rPr>
+          <w:sz w:val="28"/>
+          <w:szCs w:val="28"/>
+          <w:lang w:val="uk-UA"/>
+        </w:rPr>
+        <w:t>();</w:t>
+      </w:r>
+    </w:p>
+    <w:p>
+      <w:pPr>
+        <w:spacing w:after="0"/>
+        <w:rPr>
+          <w:sz w:val="28"/>
+          <w:szCs w:val="28"/>
+          <w:lang w:val="uk-UA"/>
+        </w:rPr>
+      </w:pPr>
+      <w:r>
+        <w:rPr>
+          <w:sz w:val="28"/>
+          <w:szCs w:val="28"/>
+          <w:lang w:val="uk-UA"/>
+        </w:rPr>
+        <w:t xml:space="preserve">            </w:t>
+      </w:r>
+      <w:proofErr w:type="spellStart"/>
+      <w:r>
+        <w:rPr>
+          <w:sz w:val="28"/>
+          <w:szCs w:val="28"/>
+          <w:lang w:val="uk-UA"/>
+        </w:rPr>
+        <w:t>if</w:t>
+      </w:r>
+      <w:proofErr w:type="spellEnd"/>
+      <w:r>
+        <w:rPr>
+          <w:sz w:val="28"/>
+          <w:szCs w:val="28"/>
+          <w:lang w:val="uk-UA"/>
+        </w:rPr>
+        <w:t xml:space="preserve"> (</w:t>
+      </w:r>
+      <w:proofErr w:type="spellStart"/>
+      <w:r>
+        <w:rPr>
+          <w:sz w:val="28"/>
+          <w:szCs w:val="28"/>
+          <w:lang w:val="uk-UA"/>
+        </w:rPr>
+        <w:t>int.TryParse</w:t>
+      </w:r>
+      <w:proofErr w:type="spellEnd"/>
+      <w:r>
+        <w:rPr>
+          <w:sz w:val="28"/>
+          <w:szCs w:val="28"/>
+          <w:lang w:val="uk-UA"/>
+        </w:rPr>
+        <w:t>(</w:t>
+      </w:r>
+      <w:proofErr w:type="spellStart"/>
+      <w:r>
+        <w:rPr>
+          <w:sz w:val="28"/>
+          <w:szCs w:val="28"/>
+          <w:lang w:val="uk-UA"/>
+        </w:rPr>
+        <w:t>input</w:t>
+      </w:r>
+      <w:proofErr w:type="spellEnd"/>
+      <w:r>
+        <w:rPr>
+          <w:sz w:val="28"/>
+          <w:szCs w:val="28"/>
+          <w:lang w:val="uk-UA"/>
+        </w:rPr>
+        <w:t xml:space="preserve">, </w:t>
+      </w:r>
+      <w:proofErr w:type="spellStart"/>
+      <w:r>
+        <w:rPr>
+          <w:sz w:val="28"/>
+          <w:szCs w:val="28"/>
+          <w:lang w:val="uk-UA"/>
+        </w:rPr>
+        <w:t>out</w:t>
+      </w:r>
+      <w:proofErr w:type="spellEnd"/>
+      <w:r>
+        <w:rPr>
+          <w:sz w:val="28"/>
+          <w:szCs w:val="28"/>
+          <w:lang w:val="uk-UA"/>
+        </w:rPr>
+        <w:t xml:space="preserve"> </w:t>
+      </w:r>
+      <w:proofErr w:type="spellStart"/>
+      <w:r>
+        <w:rPr>
+          <w:sz w:val="28"/>
+          <w:szCs w:val="28"/>
+          <w:lang w:val="uk-UA"/>
+        </w:rPr>
+        <w:t>choice</w:t>
+      </w:r>
+      <w:proofErr w:type="spellEnd"/>
+      <w:r>
+        <w:rPr>
+          <w:sz w:val="28"/>
+          <w:szCs w:val="28"/>
+          <w:lang w:val="uk-UA"/>
+        </w:rPr>
+        <w:t xml:space="preserve">) &amp;&amp; </w:t>
+      </w:r>
+      <w:proofErr w:type="spellStart"/>
+      <w:r>
+        <w:rPr>
+          <w:sz w:val="28"/>
+          <w:szCs w:val="28"/>
+          <w:lang w:val="uk-UA"/>
+        </w:rPr>
+        <w:t>choice</w:t>
+      </w:r>
+      <w:proofErr w:type="spellEnd"/>
+      <w:r>
+        <w:rPr>
+          <w:sz w:val="28"/>
+          <w:szCs w:val="28"/>
+          <w:lang w:val="uk-UA"/>
+        </w:rPr>
+        <w:t xml:space="preserve"> &gt;= 1 &amp;&amp; </w:t>
+      </w:r>
+      <w:proofErr w:type="spellStart"/>
+      <w:r>
+        <w:rPr>
+          <w:sz w:val="28"/>
+          <w:szCs w:val="28"/>
+          <w:lang w:val="uk-UA"/>
+        </w:rPr>
+        <w:t>choice</w:t>
+      </w:r>
+      <w:proofErr w:type="spellEnd"/>
+      <w:r>
+        <w:rPr>
+          <w:sz w:val="28"/>
+          <w:szCs w:val="28"/>
+          <w:lang w:val="uk-UA"/>
+        </w:rPr>
+        <w:t xml:space="preserve"> &lt;= 5)</w:t>
+      </w:r>
+    </w:p>
+    <w:p>
+      <w:pPr>
+        <w:spacing w:after="0"/>
+        <w:rPr>
+          <w:sz w:val="28"/>
+          <w:szCs w:val="28"/>
+          <w:lang w:val="uk-UA"/>
+        </w:rPr>
+      </w:pPr>
+      <w:r>
+        <w:rPr>
+          <w:sz w:val="28"/>
+          <w:szCs w:val="28"/>
+          <w:lang w:val="uk-UA"/>
+        </w:rPr>
+        <w:t xml:space="preserve">                </w:t>
+      </w:r>
+      <w:proofErr w:type="spellStart"/>
+      <w:r>
+        <w:rPr>
+          <w:sz w:val="28"/>
+          <w:szCs w:val="28"/>
+          <w:lang w:val="uk-UA"/>
+        </w:rPr>
+        <w:t>break</w:t>
+      </w:r>
+      <w:proofErr w:type="spellEnd"/>
+      <w:r>
+        <w:rPr>
+          <w:sz w:val="28"/>
+          <w:szCs w:val="28"/>
+          <w:lang w:val="uk-UA"/>
+        </w:rPr>
+        <w:t>;</w:t>
+      </w:r>
+    </w:p>
+    <w:p>
+      <w:pPr>
+        <w:spacing w:after="0"/>
+        <w:rPr>
+          <w:sz w:val="28"/>
+          <w:szCs w:val="28"/>
+          <w:lang w:val="uk-UA"/>
+        </w:rPr>
+      </w:pPr>
+      <w:r>
+        <w:rPr>
+          <w:sz w:val="28"/>
+          <w:szCs w:val="28"/>
+          <w:lang w:val="uk-UA"/>
+        </w:rPr>
+        <w:t xml:space="preserve">            </w:t>
+      </w:r>
+      <w:proofErr w:type="spellStart"/>
+      <w:r>
+        <w:rPr>
+          <w:sz w:val="28"/>
+          <w:szCs w:val="28"/>
+          <w:lang w:val="uk-UA"/>
+        </w:rPr>
+        <w:t>Console.WriteLine</w:t>
+      </w:r>
+      <w:proofErr w:type="spellEnd"/>
+      <w:r>
+        <w:rPr>
+          <w:sz w:val="28"/>
+          <w:szCs w:val="28"/>
+          <w:lang w:val="uk-UA"/>
+        </w:rPr>
+        <w:t>("Помилка: введіть число від 1 до 5.");</w:t>
+      </w:r>
+    </w:p>
+    <w:p>
+      <w:pPr>
+        <w:spacing w:after="0"/>
+        <w:rPr>
+          <w:sz w:val="28"/>
+          <w:szCs w:val="28"/>
+          <w:lang w:val="uk-UA"/>
+        </w:rPr>
+      </w:pPr>
+      <w:r>
+        <w:rPr>
+          <w:sz w:val="28"/>
+          <w:szCs w:val="28"/>
+          <w:lang w:val="uk-UA"/>
+        </w:rPr>
+        <w:t xml:space="preserve">        } </w:t>
+      </w:r>
+      <w:proofErr w:type="spellStart"/>
+      <w:r>
+        <w:rPr>
+          <w:sz w:val="28"/>
+          <w:szCs w:val="28"/>
+          <w:lang w:val="uk-UA"/>
+        </w:rPr>
+        <w:t>while</w:t>
+      </w:r>
+      <w:proofErr w:type="spellEnd"/>
+      <w:r>
+        <w:rPr>
+          <w:sz w:val="28"/>
+          <w:szCs w:val="28"/>
+          <w:lang w:val="uk-UA"/>
+        </w:rPr>
+        <w:t xml:space="preserve"> (</w:t>
+      </w:r>
+      <w:proofErr w:type="spellStart"/>
+      <w:r>
+        <w:rPr>
+          <w:sz w:val="28"/>
+          <w:szCs w:val="28"/>
+          <w:lang w:val="uk-UA"/>
+        </w:rPr>
+        <w:t>true</w:t>
+      </w:r>
+      <w:proofErr w:type="spellEnd"/>
+      <w:r>
+        <w:rPr>
+          <w:sz w:val="28"/>
+          <w:szCs w:val="28"/>
+          <w:lang w:val="uk-UA"/>
+        </w:rPr>
+        <w:t>);</w:t>
+      </w:r>
+    </w:p>
+    <w:p>
+      <w:pPr>
+        <w:spacing w:after="0"/>
+        <w:rPr>
+          <w:sz w:val="28"/>
+          <w:szCs w:val="28"/>
+          <w:lang w:val="uk-UA"/>
+        </w:rPr>
+      </w:pPr>
+    </w:p>
+    <w:p>
+      <w:pPr>
+        <w:spacing w:after="0"/>
+        <w:rPr>
+          <w:sz w:val="28"/>
+          <w:szCs w:val="28"/>
+          <w:lang w:val="uk-UA"/>
+        </w:rPr>
+      </w:pPr>
+      <w:r>
+        <w:rPr>
+          <w:sz w:val="28"/>
+          <w:szCs w:val="28"/>
+          <w:lang w:val="uk-UA"/>
+        </w:rPr>
+        <w:t xml:space="preserve">        </w:t>
+      </w:r>
+      <w:proofErr w:type="spellStart"/>
+      <w:r>
+        <w:rPr>
+          <w:sz w:val="28"/>
+          <w:szCs w:val="28"/>
+          <w:lang w:val="uk-UA"/>
+        </w:rPr>
+        <w:t>switch</w:t>
+      </w:r>
+      <w:proofErr w:type="spellEnd"/>
+      <w:r>
+        <w:rPr>
+          <w:sz w:val="28"/>
+          <w:szCs w:val="28"/>
+          <w:lang w:val="uk-UA"/>
+        </w:rPr>
+        <w:t xml:space="preserve"> (</w:t>
+      </w:r>
+      <w:proofErr w:type="spellStart"/>
+      <w:r>
+        <w:rPr>
+          <w:sz w:val="28"/>
+          <w:szCs w:val="28"/>
+          <w:lang w:val="uk-UA"/>
+        </w:rPr>
+        <w:t>choice</w:t>
+      </w:r>
+      <w:proofErr w:type="spellEnd"/>
+      <w:r>
+        <w:rPr>
+          <w:sz w:val="28"/>
+          <w:szCs w:val="28"/>
+          <w:lang w:val="uk-UA"/>
+        </w:rPr>
+        <w:t>)</w:t>
+      </w:r>
+    </w:p>
+    <w:p>
+      <w:pPr>
+        <w:spacing w:after="0"/>
+        <w:rPr>
+          <w:sz w:val="28"/>
+          <w:szCs w:val="28"/>
+          <w:lang w:val="uk-UA"/>
+        </w:rPr>
+      </w:pPr>
+      <w:r>
+        <w:rPr>
+          <w:sz w:val="28"/>
+          <w:szCs w:val="28"/>
+          <w:lang w:val="uk-UA"/>
+        </w:rPr>
+        <w:t xml:space="preserve">        {</w:t>
+      </w:r>
+    </w:p>
+    <w:p>
+      <w:pPr>
+        <w:spacing w:after="0"/>
+        <w:rPr>
+          <w:sz w:val="28"/>
+          <w:szCs w:val="28"/>
+          <w:lang w:val="uk-UA"/>
+        </w:rPr>
+      </w:pPr>
+      <w:r>
+        <w:rPr>
+          <w:sz w:val="28"/>
+          <w:szCs w:val="28"/>
+          <w:lang w:val="uk-UA"/>
+        </w:rPr>
+        <w:t xml:space="preserve">            </w:t>
+      </w:r>
+      <w:proofErr w:type="spellStart"/>
+      <w:r>
+        <w:rPr>
+          <w:sz w:val="28"/>
+          <w:szCs w:val="28"/>
+          <w:lang w:val="uk-UA"/>
+        </w:rPr>
+        <w:t>case</w:t>
+      </w:r>
+      <w:proofErr w:type="spellEnd"/>
+      <w:r>
+        <w:rPr>
+          <w:sz w:val="28"/>
+          <w:szCs w:val="28"/>
+          <w:lang w:val="uk-UA"/>
+        </w:rPr>
+        <w:t xml:space="preserve"> 1: </w:t>
+      </w:r>
+      <w:proofErr w:type="spellStart"/>
+      <w:r>
+        <w:rPr>
+          <w:sz w:val="28"/>
+          <w:szCs w:val="28"/>
+          <w:lang w:val="uk-UA"/>
+        </w:rPr>
+        <w:t>return</w:t>
+      </w:r>
+      <w:proofErr w:type="spellEnd"/>
+      <w:r>
+        <w:rPr>
+          <w:sz w:val="28"/>
+          <w:szCs w:val="28"/>
+          <w:lang w:val="uk-UA"/>
+        </w:rPr>
+        <w:t xml:space="preserve"> 1.2;</w:t>
+      </w:r>
+    </w:p>
+    <w:p>
+      <w:pPr>
+        <w:spacing w:after="0"/>
+        <w:rPr>
+          <w:sz w:val="28"/>
+          <w:szCs w:val="28"/>
+          <w:lang w:val="uk-UA"/>
+        </w:rPr>
+      </w:pPr>
+      <w:r>
+        <w:rPr>
+          <w:sz w:val="28"/>
+          <w:szCs w:val="28"/>
+          <w:lang w:val="uk-UA"/>
+        </w:rPr>
+        <w:t xml:space="preserve">            </w:t>
+      </w:r>
+      <w:proofErr w:type="spellStart"/>
+      <w:r>
+        <w:rPr>
+          <w:sz w:val="28"/>
+          <w:szCs w:val="28"/>
+          <w:lang w:val="uk-UA"/>
+        </w:rPr>
+        <w:t>case</w:t>
+      </w:r>
+      <w:proofErr w:type="spellEnd"/>
+      <w:r>
+        <w:rPr>
+          <w:sz w:val="28"/>
+          <w:szCs w:val="28"/>
+          <w:lang w:val="uk-UA"/>
+        </w:rPr>
+        <w:t xml:space="preserve"> 2: </w:t>
+      </w:r>
+      <w:proofErr w:type="spellStart"/>
+      <w:r>
+        <w:rPr>
+          <w:sz w:val="28"/>
+          <w:szCs w:val="28"/>
+          <w:lang w:val="uk-UA"/>
+        </w:rPr>
+        <w:t>return</w:t>
+      </w:r>
+      <w:proofErr w:type="spellEnd"/>
+      <w:r>
+        <w:rPr>
+          <w:sz w:val="28"/>
+          <w:szCs w:val="28"/>
+          <w:lang w:val="uk-UA"/>
+        </w:rPr>
+        <w:t xml:space="preserve"> 1.375;</w:t>
+      </w:r>
+    </w:p>
+    <w:p>
+      <w:pPr>
+        <w:spacing w:after="0"/>
+        <w:rPr>
+          <w:sz w:val="28"/>
+          <w:szCs w:val="28"/>
+          <w:lang w:val="uk-UA"/>
+        </w:rPr>
+      </w:pPr>
+      <w:r>
+        <w:rPr>
+          <w:sz w:val="28"/>
+          <w:szCs w:val="28"/>
+          <w:lang w:val="uk-UA"/>
+        </w:rPr>
+        <w:t xml:space="preserve">            </w:t>
+      </w:r>
+      <w:proofErr w:type="spellStart"/>
+      <w:r>
+        <w:rPr>
+          <w:sz w:val="28"/>
+          <w:szCs w:val="28"/>
+          <w:lang w:val="uk-UA"/>
+        </w:rPr>
+        <w:t>case</w:t>
+      </w:r>
+      <w:proofErr w:type="spellEnd"/>
+      <w:r>
+        <w:rPr>
+          <w:sz w:val="28"/>
+          <w:szCs w:val="28"/>
+          <w:lang w:val="uk-UA"/>
+        </w:rPr>
+        <w:t xml:space="preserve"> 3: </w:t>
+      </w:r>
+      <w:proofErr w:type="spellStart"/>
+      <w:r>
+        <w:rPr>
+          <w:sz w:val="28"/>
+          <w:szCs w:val="28"/>
+          <w:lang w:val="uk-UA"/>
+        </w:rPr>
+        <w:t>return</w:t>
+      </w:r>
+      <w:proofErr w:type="spellEnd"/>
+      <w:r>
+        <w:rPr>
+          <w:sz w:val="28"/>
+          <w:szCs w:val="28"/>
+          <w:lang w:val="uk-UA"/>
+        </w:rPr>
+        <w:t xml:space="preserve"> 1.55;</w:t>
+      </w:r>
+    </w:p>
+    <w:p>
+      <w:pPr>
+        <w:spacing w:after="0"/>
+        <w:rPr>
+          <w:sz w:val="28"/>
+          <w:szCs w:val="28"/>
+          <w:lang w:val="uk-UA"/>
+        </w:rPr>
+      </w:pPr>
+      <w:r>
+        <w:rPr>
+          <w:sz w:val="28"/>
+          <w:szCs w:val="28"/>
+          <w:lang w:val="uk-UA"/>
+        </w:rPr>
+        <w:t xml:space="preserve">            </w:t>
+      </w:r>
+      <w:proofErr w:type="spellStart"/>
+      <w:r>
+        <w:rPr>
+          <w:sz w:val="28"/>
+          <w:szCs w:val="28"/>
+          <w:lang w:val="uk-UA"/>
+        </w:rPr>
+        <w:t>case</w:t>
+      </w:r>
+      <w:proofErr w:type="spellEnd"/>
+      <w:r>
+        <w:rPr>
+          <w:sz w:val="28"/>
+          <w:szCs w:val="28"/>
+          <w:lang w:val="uk-UA"/>
+        </w:rPr>
+        <w:t xml:space="preserve"> 4: </w:t>
+      </w:r>
+      <w:proofErr w:type="spellStart"/>
+      <w:r>
+        <w:rPr>
+          <w:sz w:val="28"/>
+          <w:szCs w:val="28"/>
+          <w:lang w:val="uk-UA"/>
+        </w:rPr>
+        <w:t>return</w:t>
+      </w:r>
+      <w:proofErr w:type="spellEnd"/>
+      <w:r>
+        <w:rPr>
+          <w:sz w:val="28"/>
+          <w:szCs w:val="28"/>
+          <w:lang w:val="uk-UA"/>
+        </w:rPr>
+        <w:t xml:space="preserve"> 1.725;</w:t>
+      </w:r>
+    </w:p>
+    <w:p>
+      <w:pPr>
+        <w:spacing w:after="0"/>
+        <w:rPr>
+          <w:sz w:val="28"/>
+          <w:szCs w:val="28"/>
+          <w:lang w:val="uk-UA"/>
+        </w:rPr>
+      </w:pPr>
+      <w:r>
+        <w:rPr>
+          <w:sz w:val="28"/>
+          <w:szCs w:val="28"/>
+          <w:lang w:val="uk-UA"/>
+        </w:rPr>
+        <w:t xml:space="preserve">            </w:t>
+      </w:r>
+      <w:proofErr w:type="spellStart"/>
+      <w:r>
+        <w:rPr>
+          <w:sz w:val="28"/>
+          <w:szCs w:val="28"/>
+          <w:lang w:val="uk-UA"/>
+        </w:rPr>
+        <w:t>case</w:t>
+      </w:r>
+      <w:proofErr w:type="spellEnd"/>
+      <w:r>
+        <w:rPr>
+          <w:sz w:val="28"/>
+          <w:szCs w:val="28"/>
+          <w:lang w:val="uk-UA"/>
+        </w:rPr>
+        <w:t xml:space="preserve"> 5: </w:t>
+      </w:r>
+      <w:proofErr w:type="spellStart"/>
+      <w:r>
+        <w:rPr>
+          <w:sz w:val="28"/>
+          <w:szCs w:val="28"/>
+          <w:lang w:val="uk-UA"/>
+        </w:rPr>
+        <w:t>return</w:t>
+      </w:r>
+      <w:proofErr w:type="spellEnd"/>
+      <w:r>
+        <w:rPr>
+          <w:sz w:val="28"/>
+          <w:szCs w:val="28"/>
+          <w:lang w:val="uk-UA"/>
+        </w:rPr>
+        <w:t xml:space="preserve"> 1.9;</w:t>
+      </w:r>
+    </w:p>
+    <w:p>
+      <w:pPr>
+        <w:spacing w:after="0"/>
+        <w:rPr>
+          <w:sz w:val="28"/>
+          <w:szCs w:val="28"/>
+          <w:lang w:val="uk-UA"/>
+        </w:rPr>
+      </w:pPr>
+      <w:r>
+        <w:rPr>
+          <w:sz w:val="28"/>
+          <w:szCs w:val="28"/>
+          <w:lang w:val="uk-UA"/>
+        </w:rPr>
+        <w:t xml:space="preserve">            </w:t>
+      </w:r>
+      <w:proofErr w:type="spellStart"/>
+      <w:r>
+        <w:rPr>
+          <w:sz w:val="28"/>
+          <w:szCs w:val="28"/>
+          <w:lang w:val="uk-UA"/>
+        </w:rPr>
+        <w:t>default</w:t>
+      </w:r>
+      <w:proofErr w:type="spellEnd"/>
+      <w:r>
+        <w:rPr>
+          <w:sz w:val="28"/>
+          <w:szCs w:val="28"/>
+          <w:lang w:val="uk-UA"/>
+        </w:rPr>
+        <w:t xml:space="preserve">: </w:t>
+      </w:r>
+      <w:proofErr w:type="spellStart"/>
+      <w:r>
+        <w:rPr>
+          <w:sz w:val="28"/>
+          <w:szCs w:val="28"/>
+          <w:lang w:val="uk-UA"/>
+        </w:rPr>
+        <w:t>return</w:t>
+      </w:r>
+      <w:proofErr w:type="spellEnd"/>
+      <w:r>
+        <w:rPr>
+          <w:sz w:val="28"/>
+          <w:szCs w:val="28"/>
+          <w:lang w:val="uk-UA"/>
+        </w:rPr>
+        <w:t xml:space="preserve"> 1.2;</w:t>
+      </w:r>
+    </w:p>
+    <w:p>
+      <w:pPr>
+        <w:spacing w:after="0"/>
+        <w:rPr>
+          <w:sz w:val="28"/>
+          <w:szCs w:val="28"/>
+          <w:lang w:val="uk-UA"/>
+        </w:rPr>
+      </w:pPr>
+      <w:r>
+        <w:rPr>
+          <w:sz w:val="28"/>
+          <w:szCs w:val="28"/>
+          <w:lang w:val="uk-UA"/>
+        </w:rPr>
+        <w:t xml:space="preserve">        }</w:t>
+      </w:r>
+    </w:p>
+    <w:p>
+      <w:pPr>
+        <w:spacing w:after="0"/>
+        <w:rPr>
+          <w:sz w:val="28"/>
+          <w:szCs w:val="28"/>
+          <w:lang w:val="uk-UA"/>
+        </w:rPr>
+      </w:pPr>
+      <w:r>
+        <w:rPr>
+          <w:sz w:val="28"/>
+          <w:szCs w:val="28"/>
+          <w:lang w:val="uk-UA"/>
+        </w:rPr>
+        <w:t xml:space="preserve">    }</w:t>
+      </w:r>
+    </w:p>
+    <w:p>
+      <w:pPr>
+        <w:spacing w:after="0"/>
+        <w:rPr>
+          <w:sz w:val="28"/>
+          <w:szCs w:val="28"/>
+          <w:lang w:val="uk-UA"/>
+        </w:rPr>
+      </w:pPr>
+      <w:r>
+        <w:rPr>
+          <w:sz w:val="28"/>
+          <w:szCs w:val="28"/>
+          <w:lang w:val="uk-UA"/>
+        </w:rPr>
+        <w:t>}</w:t>
+      </w:r>
+    </w:p>
+    <w:p>
+      <w:pPr>
+        <w:spacing w:after="0"/>
+        <w:rPr>
+          <w:sz w:val="28"/>
+          <w:szCs w:val="28"/>
+          <w:lang w:val="uk-UA"/>
+        </w:rPr>
+      </w:pPr>
+      <w:r>
+        <w:rPr>
+          <w:sz w:val="28"/>
+          <w:szCs w:val="28"/>
+          <w:lang w:val="uk-UA"/>
+        </w:rPr>
+        <w:lastRenderedPageBreak/>
         <w:t>2. Порівняйте згенерований текст з людським текстом, оцініть якість,</w:t>
       </w:r>
     </w:p>
@@ -469,15 +4846,7 @@
           <w:szCs w:val="28"/>
           <w:lang w:val="uk-UA"/>
         </w:rPr>
-        <w:t>креативність та відповідність до завдання</w:t>
-      </w:r>
-      <w:r>
-        <w:rPr>
-          <w:sz w:val="28"/>
-          <w:szCs w:val="28"/>
-          <w:lang w:val="uk-UA"/>
-        </w:rPr>
-        <w:t>:</w:t>
+        <w:t>креативність та відповідність до завдання:</w:t>
       </w:r>
     </w:p>
     <w:p>
@@ -498,6 +4867,154 @@
         <w:br/>
         <w:t xml:space="preserve">Есе: </w:t>
       </w:r>
+      <w:r>
+        <w:rPr>
+          <w:sz w:val="28"/>
+          <w:szCs w:val="28"/>
+          <w:lang w:val="uk-UA"/>
+        </w:rPr>
+        <w:t>Текст згенеровано згідно заданої тематики, Об’єм візуально відповідає</w:t>
+      </w:r>
+      <w:r>
+        <w:rPr>
+          <w:sz w:val="28"/>
+          <w:szCs w:val="28"/>
+          <w:lang w:val="uk-UA"/>
+        </w:rPr>
+        <w:t xml:space="preserve"> </w:t>
+      </w:r>
+      <w:r>
+        <w:rPr>
+          <w:sz w:val="28"/>
+          <w:szCs w:val="28"/>
+          <w:lang w:val="uk-UA"/>
+        </w:rPr>
+        <w:t>заданим вимогам. Як було зазначено у запиті до моделі, ШІ зробив акцент на</w:t>
+      </w:r>
+      <w:r>
+        <w:rPr>
+          <w:sz w:val="28"/>
+          <w:szCs w:val="28"/>
+          <w:lang w:val="uk-UA"/>
+        </w:rPr>
+        <w:t xml:space="preserve"> </w:t>
+      </w:r>
+      <w:r>
+        <w:rPr>
+          <w:sz w:val="28"/>
+          <w:szCs w:val="28"/>
+          <w:lang w:val="uk-UA"/>
+        </w:rPr>
+        <w:t xml:space="preserve">важливості регулярності. Текст написаний без складних </w:t>
+      </w:r>
+      <w:proofErr w:type="spellStart"/>
+      <w:r>
+        <w:rPr>
+          <w:sz w:val="28"/>
+          <w:szCs w:val="28"/>
+          <w:lang w:val="uk-UA"/>
+        </w:rPr>
+        <w:t>мовних</w:t>
+      </w:r>
+      <w:proofErr w:type="spellEnd"/>
+      <w:r>
+        <w:rPr>
+          <w:sz w:val="28"/>
+          <w:szCs w:val="28"/>
+          <w:lang w:val="uk-UA"/>
+        </w:rPr>
+        <w:t xml:space="preserve"> конструкцій,</w:t>
+      </w:r>
+      <w:r>
+        <w:rPr>
+          <w:sz w:val="28"/>
+          <w:szCs w:val="28"/>
+          <w:lang w:val="uk-UA"/>
+        </w:rPr>
+        <w:t xml:space="preserve"> </w:t>
+      </w:r>
+      <w:r>
+        <w:rPr>
+          <w:sz w:val="28"/>
+          <w:szCs w:val="28"/>
+          <w:lang w:val="uk-UA"/>
+        </w:rPr>
+        <w:t xml:space="preserve">таким чином, текст придатний до використання у </w:t>
+      </w:r>
+      <w:proofErr w:type="spellStart"/>
+      <w:r>
+        <w:rPr>
+          <w:sz w:val="28"/>
+          <w:szCs w:val="28"/>
+          <w:lang w:val="uk-UA"/>
+        </w:rPr>
+        <w:t>масс</w:t>
+      </w:r>
+      <w:proofErr w:type="spellEnd"/>
+      <w:r>
+        <w:rPr>
+          <w:sz w:val="28"/>
+          <w:szCs w:val="28"/>
+          <w:lang w:val="uk-UA"/>
+        </w:rPr>
+        <w:t xml:space="preserve"> медіа. Згенерований</w:t>
+      </w:r>
+      <w:r>
+        <w:rPr>
+          <w:sz w:val="28"/>
+          <w:szCs w:val="28"/>
+          <w:lang w:val="uk-UA"/>
+        </w:rPr>
+        <w:t xml:space="preserve"> </w:t>
+      </w:r>
+      <w:r>
+        <w:rPr>
+          <w:sz w:val="28"/>
+          <w:szCs w:val="28"/>
+          <w:lang w:val="uk-UA"/>
+        </w:rPr>
+        <w:t>текст розбитий на логічні абзаци, кожен з яких несе певну думку. В порівнянні із</w:t>
+      </w:r>
+      <w:r>
+        <w:rPr>
+          <w:sz w:val="28"/>
+          <w:szCs w:val="28"/>
+          <w:lang w:val="uk-UA"/>
+        </w:rPr>
+        <w:t xml:space="preserve"> </w:t>
+      </w:r>
+      <w:r>
+        <w:rPr>
+          <w:sz w:val="28"/>
+          <w:szCs w:val="28"/>
+          <w:lang w:val="uk-UA"/>
+        </w:rPr>
+        <w:t>людським текстом, він написаний без лексичних та синтаксичних помилок,</w:t>
+      </w:r>
+      <w:r>
+        <w:rPr>
+          <w:sz w:val="28"/>
+          <w:szCs w:val="28"/>
+          <w:lang w:val="uk-UA"/>
+        </w:rPr>
+        <w:t xml:space="preserve"> </w:t>
+      </w:r>
+      <w:r>
+        <w:rPr>
+          <w:sz w:val="28"/>
+          <w:szCs w:val="28"/>
+          <w:lang w:val="uk-UA"/>
+        </w:rPr>
+        <w:t>уникаючи кальки та повністю відповідає правилам української мови.</w:t>
+      </w:r>
+      <w:r>
+        <w:rPr>
+          <w:sz w:val="28"/>
+          <w:szCs w:val="28"/>
+          <w:lang w:val="uk-UA"/>
+        </w:rPr>
+        <w:t xml:space="preserve"> Якість висока. Хоча, на мою думку, текст виглядає дещо сухим і без емоційного забарвлення. </w:t>
+      </w:r>
     </w:p>
     <w:p>
       <w:pPr>
@@ -526,6 +5043,94 @@
         </w:rPr>
         <w:t>Сценарій відео:</w:t>
       </w:r>
+      <w:r>
+        <w:rPr>
+          <w:sz w:val="28"/>
+          <w:szCs w:val="28"/>
+          <w:lang w:val="uk-UA"/>
+        </w:rPr>
+        <w:t xml:space="preserve"> </w:t>
+      </w:r>
+      <w:r>
+        <w:rPr>
+          <w:sz w:val="28"/>
+          <w:szCs w:val="28"/>
+          <w:lang w:val="uk-UA"/>
+        </w:rPr>
+        <w:t>Як у було обумовлено у запиті, текст</w:t>
+      </w:r>
+      <w:r>
+        <w:rPr>
+          <w:sz w:val="28"/>
+          <w:szCs w:val="28"/>
+          <w:lang w:val="uk-UA"/>
+        </w:rPr>
+        <w:t xml:space="preserve"> </w:t>
+      </w:r>
+      <w:r>
+        <w:rPr>
+          <w:sz w:val="28"/>
+          <w:szCs w:val="28"/>
+          <w:lang w:val="uk-UA"/>
+        </w:rPr>
+        <w:t>розбитий на логічні блоки, кожен з яких має свої часові рамки.</w:t>
+      </w:r>
+      <w:r>
+        <w:rPr>
+          <w:sz w:val="28"/>
+          <w:szCs w:val="28"/>
+          <w:lang w:val="uk-UA"/>
+        </w:rPr>
+        <w:t xml:space="preserve"> Згенерований</w:t>
+      </w:r>
+      <w:r>
+        <w:rPr>
+          <w:sz w:val="28"/>
+          <w:szCs w:val="28"/>
+          <w:lang w:val="uk-UA"/>
+        </w:rPr>
+        <w:t xml:space="preserve"> </w:t>
+      </w:r>
+      <w:r>
+        <w:rPr>
+          <w:sz w:val="28"/>
+          <w:szCs w:val="28"/>
+          <w:lang w:val="uk-UA"/>
+        </w:rPr>
+        <w:t>сценарій передає думку попередньо згенерованого есе, зберігаючи акцент на</w:t>
+      </w:r>
+      <w:r>
+        <w:rPr>
+          <w:sz w:val="28"/>
+          <w:szCs w:val="28"/>
+          <w:lang w:val="uk-UA"/>
+        </w:rPr>
+        <w:t xml:space="preserve"> </w:t>
+      </w:r>
+      <w:r>
+        <w:rPr>
+          <w:sz w:val="28"/>
+          <w:szCs w:val="28"/>
+          <w:lang w:val="uk-UA"/>
+        </w:rPr>
+        <w:t>необхідності регулярності дій.</w:t>
+      </w:r>
+      <w:r>
+        <w:rPr>
+          <w:sz w:val="28"/>
+          <w:szCs w:val="28"/>
+          <w:lang w:val="uk-UA"/>
+        </w:rPr>
+        <w:t xml:space="preserve"> ШІ додав </w:t>
+      </w:r>
+      <w:r>
+        <w:rPr>
+          <w:sz w:val="28"/>
+          <w:szCs w:val="28"/>
+          <w:lang w:val="uk-UA"/>
+        </w:rPr>
+        <w:t xml:space="preserve">трішки рекомендацій про пози або те, що слід демонструвати під час відео. </w:t>
+      </w:r>
     </w:p>
     <w:p>
       <w:pPr>
@@ -554,6 +5159,184 @@
         </w:rPr>
         <w:t>Вірш:</w:t>
       </w:r>
+      <w:r>
+        <w:rPr>
+          <w:sz w:val="28"/>
+          <w:szCs w:val="28"/>
+          <w:lang w:val="uk-UA"/>
+        </w:rPr>
+        <w:t xml:space="preserve"> </w:t>
+      </w:r>
+      <w:r>
+        <w:rPr>
+          <w:sz w:val="28"/>
+          <w:szCs w:val="28"/>
+          <w:lang w:val="uk-UA"/>
+        </w:rPr>
+        <w:t>Вірш згенеровано відповідно до запиту</w:t>
+      </w:r>
+      <w:r>
+        <w:rPr>
+          <w:sz w:val="28"/>
+          <w:szCs w:val="28"/>
+          <w:lang w:val="uk-UA"/>
+        </w:rPr>
+        <w:t>,</w:t>
+      </w:r>
+      <w:r>
+        <w:rPr>
+          <w:sz w:val="28"/>
+          <w:szCs w:val="28"/>
+          <w:lang w:val="uk-UA"/>
+        </w:rPr>
+        <w:t xml:space="preserve"> </w:t>
+      </w:r>
+      <w:r>
+        <w:rPr>
+          <w:sz w:val="28"/>
+          <w:szCs w:val="28"/>
+          <w:lang w:val="uk-UA"/>
+        </w:rPr>
+        <w:t>2 куплети по чотири рядки, закінчення римуються</w:t>
+      </w:r>
+      <w:r>
+        <w:rPr>
+          <w:sz w:val="28"/>
+          <w:szCs w:val="28"/>
+          <w:lang w:val="uk-UA"/>
+        </w:rPr>
+        <w:t xml:space="preserve"> але окрім останнього рядка</w:t>
+      </w:r>
+      <w:r>
+        <w:rPr>
+          <w:sz w:val="28"/>
+          <w:szCs w:val="28"/>
+          <w:lang w:val="uk-UA"/>
+        </w:rPr>
+        <w:t>. Як було зазначено у запиті, у вірші наголошується</w:t>
+      </w:r>
+      <w:r>
+        <w:rPr>
+          <w:sz w:val="28"/>
+          <w:szCs w:val="28"/>
+          <w:lang w:val="uk-UA"/>
+        </w:rPr>
+        <w:t xml:space="preserve"> </w:t>
+      </w:r>
+      <w:r>
+        <w:rPr>
+          <w:sz w:val="28"/>
+          <w:szCs w:val="28"/>
+          <w:lang w:val="uk-UA"/>
+        </w:rPr>
+        <w:t xml:space="preserve">на регулярності дій. Також у </w:t>
+      </w:r>
+      <w:r>
+        <w:rPr>
+          <w:sz w:val="28"/>
+          <w:szCs w:val="28"/>
+          <w:lang w:val="uk-UA"/>
+        </w:rPr>
+        <w:t>другому куплеті</w:t>
+      </w:r>
+      <w:r>
+        <w:rPr>
+          <w:sz w:val="28"/>
+          <w:szCs w:val="28"/>
+          <w:lang w:val="uk-UA"/>
+        </w:rPr>
+        <w:t xml:space="preserve"> </w:t>
+      </w:r>
+      <w:r>
+        <w:rPr>
+          <w:sz w:val="28"/>
+          <w:szCs w:val="28"/>
+          <w:lang w:val="uk-UA"/>
+        </w:rPr>
+        <w:t>використано заклик до дії, як і обумовлено запитом. Цілком, вірш відповідає</w:t>
+      </w:r>
+      <w:r>
+        <w:rPr>
+          <w:sz w:val="28"/>
+          <w:szCs w:val="28"/>
+          <w:lang w:val="uk-UA"/>
+        </w:rPr>
+        <w:t xml:space="preserve"> </w:t>
+      </w:r>
+      <w:r>
+        <w:rPr>
+          <w:sz w:val="28"/>
+          <w:szCs w:val="28"/>
+          <w:lang w:val="uk-UA"/>
+        </w:rPr>
+        <w:t xml:space="preserve">вимогам запиту, але кількість </w:t>
+      </w:r>
+      <w:proofErr w:type="spellStart"/>
+      <w:r>
+        <w:rPr>
+          <w:sz w:val="28"/>
+          <w:szCs w:val="28"/>
+          <w:lang w:val="uk-UA"/>
+        </w:rPr>
+        <w:t>слогів</w:t>
+      </w:r>
+      <w:proofErr w:type="spellEnd"/>
+      <w:r>
+        <w:rPr>
+          <w:sz w:val="28"/>
+          <w:szCs w:val="28"/>
+          <w:lang w:val="uk-UA"/>
+        </w:rPr>
+        <w:t xml:space="preserve"> у рядках не рівномірна, що збиває ритм і</w:t>
+      </w:r>
+      <w:r>
+        <w:rPr>
+          <w:sz w:val="28"/>
+          <w:szCs w:val="28"/>
+          <w:lang w:val="uk-UA"/>
+        </w:rPr>
+        <w:t xml:space="preserve"> </w:t>
+      </w:r>
+      <w:r>
+        <w:rPr>
+          <w:sz w:val="28"/>
+          <w:szCs w:val="28"/>
+          <w:lang w:val="uk-UA"/>
+        </w:rPr>
+        <w:t>робить вірш складнішим і менш мелодичним.</w:t>
+      </w:r>
+      <w:r>
+        <w:rPr>
+          <w:sz w:val="28"/>
+          <w:szCs w:val="28"/>
+          <w:lang w:val="uk-UA"/>
+        </w:rPr>
+        <w:t xml:space="preserve"> Також останні два рядки не римуються.</w:t>
+      </w:r>
+      <w:r>
+        <w:rPr>
+          <w:sz w:val="28"/>
+          <w:szCs w:val="28"/>
+          <w:lang w:val="uk-UA"/>
+        </w:rPr>
+        <w:t xml:space="preserve"> Зазвичай вірші, написані</w:t>
+      </w:r>
+      <w:r>
+        <w:rPr>
+          <w:sz w:val="28"/>
+          <w:szCs w:val="28"/>
+          <w:lang w:val="uk-UA"/>
+        </w:rPr>
+        <w:t xml:space="preserve"> </w:t>
+      </w:r>
+      <w:r>
+        <w:rPr>
+          <w:sz w:val="28"/>
+          <w:szCs w:val="28"/>
+          <w:lang w:val="uk-UA"/>
+        </w:rPr>
+        <w:t>людиною, мають більш упорядкований темп.</w:t>
+      </w:r>
     </w:p>
     <w:p>
       <w:pPr>
@@ -592,6 +5375,47 @@
           <w:lang w:val="uk-UA"/>
         </w:rPr>
       </w:pPr>
+      <w:r>
+        <w:rPr>
+          <w:lang w:val="uk-UA"/>
+        </w:rPr>
+        <w:lastRenderedPageBreak/>
+        <w:drawing>
+          <wp:inline distT="0" distB="0" distL="0" distR="0" wp14:anchorId="4FCB2309" wp14:editId="0994840D">
+            <wp:extent cx="6645910" cy="4180205"/>
+            <wp:effectExtent l="0" t="0" r="2540" b="0"/>
+            <wp:docPr id="5" name="Рисунок 5"/>
+            <wp:cNvGraphicFramePr>
+              <a:graphicFrameLocks xmlns:a="http://schemas.openxmlformats.org/drawingml/2006/main" noChangeAspect="1"/>
+            </wp:cNvGraphicFramePr>
+            <a:graphic xmlns:a="http://schemas.openxmlformats.org/drawingml/2006/main">
+              <a:graphicData uri="http://schemas.openxmlformats.org/drawingml/2006/picture">
+                <pic:pic xmlns:pic="http://schemas.openxmlformats.org/drawingml/2006/picture">
+                  <pic:nvPicPr>
+                    <pic:cNvPr id="1" name=""/>
+                    <pic:cNvPicPr/>
+                  </pic:nvPicPr>
+                  <pic:blipFill>
+                    <a:blip r:embed="rId8"/>
+                    <a:stretch>
+                      <a:fillRect/>
+                    </a:stretch>
+                  </pic:blipFill>
+                  <pic:spPr>
+                    <a:xfrm>
+                      <a:off x="0" y="0"/>
+                      <a:ext cx="6645910" cy="4180205"/>
+                    </a:xfrm>
+                    <a:prstGeom prst="rect">
+                      <a:avLst/>
+                    </a:prstGeom>
+                  </pic:spPr>
+                </pic:pic>
+              </a:graphicData>
+            </a:graphic>
+          </wp:inline>
+        </w:drawing>
+      </w:r>
     </w:p>
     <w:p>
       <w:pPr>
@@ -648,67 +5472,43 @@
           <w:szCs w:val="28"/>
           <w:lang w:val="uk-UA"/>
         </w:rPr>
-        <w:t>–</w:t>
-      </w:r>
-      <w:r>
-        <w:rPr>
-          <w:sz w:val="28"/>
-          <w:szCs w:val="28"/>
-          <w:lang w:val="uk-UA"/>
-        </w:rPr>
-        <w:t xml:space="preserve"> наукові статті;</w:t>
-      </w:r>
-    </w:p>
-    <w:p>
-      <w:pPr>
-        <w:spacing w:after="0"/>
-        <w:rPr>
-          <w:sz w:val="28"/>
-          <w:szCs w:val="28"/>
-          <w:lang w:val="uk-UA"/>
-        </w:rPr>
-      </w:pPr>
-      <w:r>
-        <w:rPr>
-          <w:sz w:val="28"/>
-          <w:szCs w:val="28"/>
-          <w:lang w:val="uk-UA"/>
-        </w:rPr>
-        <w:t>–</w:t>
-      </w:r>
-      <w:r>
-        <w:rPr>
-          <w:sz w:val="28"/>
-          <w:szCs w:val="28"/>
-          <w:lang w:val="uk-UA"/>
-        </w:rPr>
-        <w:t xml:space="preserve"> художні твори;</w:t>
-      </w:r>
-    </w:p>
-    <w:p>
-      <w:pPr>
-        <w:spacing w:after="0"/>
-        <w:rPr>
-          <w:sz w:val="28"/>
-          <w:szCs w:val="28"/>
-          <w:lang w:val="uk-UA"/>
-        </w:rPr>
-      </w:pPr>
-      <w:r>
-        <w:rPr>
-          <w:sz w:val="28"/>
-          <w:szCs w:val="28"/>
-          <w:lang w:val="uk-UA"/>
-        </w:rPr>
-        <w:t>–</w:t>
-      </w:r>
-      <w:r>
-        <w:rPr>
-          <w:sz w:val="28"/>
-          <w:szCs w:val="28"/>
-          <w:lang w:val="uk-UA"/>
-        </w:rPr>
-        <w:t xml:space="preserve"> розмовна мова.</w:t>
+        <w:t>– наукові статті;</w:t>
+      </w:r>
+    </w:p>
+    <w:p>
+      <w:pPr>
+        <w:spacing w:after="0"/>
+        <w:rPr>
+          <w:sz w:val="28"/>
+          <w:szCs w:val="28"/>
+          <w:lang w:val="uk-UA"/>
+        </w:rPr>
+      </w:pPr>
+      <w:r>
+        <w:rPr>
+          <w:sz w:val="28"/>
+          <w:szCs w:val="28"/>
+          <w:lang w:val="uk-UA"/>
+        </w:rPr>
+        <w:t>– художні твори;</w:t>
+      </w:r>
+    </w:p>
+    <w:p>
+      <w:pPr>
+        <w:spacing w:after="0"/>
+        <w:rPr>
+          <w:sz w:val="28"/>
+          <w:szCs w:val="28"/>
+          <w:lang w:val="uk-UA"/>
+        </w:rPr>
+      </w:pPr>
+      <w:r>
+        <w:rPr>
+          <w:sz w:val="28"/>
+          <w:szCs w:val="28"/>
+          <w:lang w:val="uk-UA"/>
+        </w:rPr>
+        <w:t>– розмовна мова.</w:t>
       </w:r>
     </w:p>
     <w:p>
@@ -772,7 +5572,6 @@
           <w:szCs w:val="28"/>
           <w:lang w:val="uk-UA"/>
         </w:rPr>
-        <w:lastRenderedPageBreak/>
         <w:t>природності.</w:t>
       </w:r>
     </w:p>
@@ -841,213 +5640,133 @@
           <w:szCs w:val="28"/>
           <w:lang w:val="uk-UA"/>
         </w:rPr>
-        <w:t>1.1. Розв</w:t>
-      </w:r>
-      <w:r>
-        <w:rPr>
-          <w:sz w:val="28"/>
-          <w:szCs w:val="28"/>
-          <w:lang w:val="uk-UA"/>
-        </w:rPr>
-        <w:t>’</w:t>
-      </w:r>
-      <w:r>
-        <w:rPr>
-          <w:sz w:val="28"/>
-          <w:szCs w:val="28"/>
-          <w:lang w:val="uk-UA"/>
-        </w:rPr>
-        <w:t>язання математичних задач:</w:t>
-      </w:r>
-    </w:p>
-    <w:p>
-      <w:pPr>
-        <w:spacing w:after="0"/>
-        <w:rPr>
-          <w:sz w:val="28"/>
-          <w:szCs w:val="28"/>
-          <w:lang w:val="uk-UA"/>
-        </w:rPr>
-      </w:pPr>
-      <w:r>
-        <w:rPr>
-          <w:sz w:val="28"/>
-          <w:szCs w:val="28"/>
-          <w:lang w:val="uk-UA"/>
-        </w:rPr>
-        <w:t>–</w:t>
-      </w:r>
-      <w:r>
-        <w:rPr>
-          <w:sz w:val="28"/>
-          <w:szCs w:val="28"/>
-          <w:lang w:val="uk-UA"/>
-        </w:rPr>
-        <w:t xml:space="preserve"> арифметичні задачі;</w:t>
-      </w:r>
-    </w:p>
-    <w:p>
-      <w:pPr>
-        <w:spacing w:after="0"/>
-        <w:rPr>
-          <w:sz w:val="28"/>
-          <w:szCs w:val="28"/>
-          <w:lang w:val="uk-UA"/>
-        </w:rPr>
-      </w:pPr>
-      <w:r>
-        <w:rPr>
-          <w:sz w:val="28"/>
-          <w:szCs w:val="28"/>
-          <w:lang w:val="uk-UA"/>
-        </w:rPr>
-        <w:t>–</w:t>
-      </w:r>
-      <w:r>
-        <w:rPr>
-          <w:sz w:val="28"/>
-          <w:szCs w:val="28"/>
-          <w:lang w:val="uk-UA"/>
-        </w:rPr>
-        <w:t xml:space="preserve"> алгебраїчні рівняння;</w:t>
-      </w:r>
-    </w:p>
-    <w:p>
-      <w:pPr>
-        <w:spacing w:after="0"/>
-        <w:rPr>
-          <w:sz w:val="28"/>
-          <w:szCs w:val="28"/>
-          <w:lang w:val="uk-UA"/>
-        </w:rPr>
-      </w:pPr>
-      <w:r>
-        <w:rPr>
-          <w:sz w:val="28"/>
-          <w:szCs w:val="28"/>
-          <w:lang w:val="uk-UA"/>
-        </w:rPr>
-        <w:t>–</w:t>
-      </w:r>
-      <w:r>
-        <w:rPr>
-          <w:sz w:val="28"/>
-          <w:szCs w:val="28"/>
-          <w:lang w:val="uk-UA"/>
-        </w:rPr>
-        <w:t xml:space="preserve"> геометричні задачі.</w:t>
-      </w:r>
-    </w:p>
-    <w:p>
-      <w:pPr>
-        <w:spacing w:after="0"/>
-        <w:rPr>
-          <w:sz w:val="28"/>
-          <w:szCs w:val="28"/>
-          <w:lang w:val="uk-UA"/>
-        </w:rPr>
-      </w:pPr>
-      <w:r>
-        <w:rPr>
-          <w:sz w:val="28"/>
-          <w:szCs w:val="28"/>
-          <w:lang w:val="uk-UA"/>
-        </w:rPr>
-        <w:t>1.2. Розв</w:t>
-      </w:r>
-      <w:r>
-        <w:rPr>
-          <w:sz w:val="28"/>
-          <w:szCs w:val="28"/>
-          <w:lang w:val="uk-UA"/>
-        </w:rPr>
-        <w:t>’</w:t>
-      </w:r>
-      <w:r>
-        <w:rPr>
-          <w:sz w:val="28"/>
-          <w:szCs w:val="28"/>
-          <w:lang w:val="uk-UA"/>
-        </w:rPr>
-        <w:t>язання логічних задач:</w:t>
-      </w:r>
-    </w:p>
-    <w:p>
-      <w:pPr>
-        <w:spacing w:after="0"/>
-        <w:rPr>
-          <w:sz w:val="28"/>
-          <w:szCs w:val="28"/>
-          <w:lang w:val="uk-UA"/>
-        </w:rPr>
-      </w:pPr>
-      <w:r>
-        <w:rPr>
-          <w:sz w:val="28"/>
-          <w:szCs w:val="28"/>
-          <w:lang w:val="uk-UA"/>
-        </w:rPr>
-        <w:t>–</w:t>
-      </w:r>
-      <w:r>
-        <w:rPr>
-          <w:sz w:val="28"/>
-          <w:szCs w:val="28"/>
-          <w:lang w:val="uk-UA"/>
-        </w:rPr>
-        <w:t xml:space="preserve"> шахові задачі;</w:t>
-      </w:r>
-    </w:p>
-    <w:p>
-      <w:pPr>
-        <w:spacing w:after="0"/>
-        <w:rPr>
-          <w:sz w:val="28"/>
-          <w:szCs w:val="28"/>
-          <w:lang w:val="uk-UA"/>
-        </w:rPr>
-      </w:pPr>
-      <w:r>
-        <w:rPr>
-          <w:sz w:val="28"/>
-          <w:szCs w:val="28"/>
-          <w:lang w:val="uk-UA"/>
-        </w:rPr>
-        <w:t>–</w:t>
-      </w:r>
-      <w:r>
-        <w:rPr>
-          <w:sz w:val="28"/>
-          <w:szCs w:val="28"/>
-          <w:lang w:val="uk-UA"/>
-        </w:rPr>
-        <w:t xml:space="preserve"> ребуси;</w:t>
-      </w:r>
-    </w:p>
-    <w:p>
-      <w:pPr>
-        <w:spacing w:after="0"/>
-        <w:rPr>
-          <w:sz w:val="28"/>
-          <w:szCs w:val="28"/>
-          <w:lang w:val="uk-UA"/>
-        </w:rPr>
-      </w:pPr>
-      <w:r>
-        <w:rPr>
-          <w:sz w:val="28"/>
-          <w:szCs w:val="28"/>
-          <w:lang w:val="uk-UA"/>
-        </w:rPr>
-        <w:t>–</w:t>
-      </w:r>
-      <w:r>
-        <w:rPr>
-          <w:sz w:val="28"/>
-          <w:szCs w:val="28"/>
-          <w:lang w:val="uk-UA"/>
-        </w:rPr>
-        <w:t xml:space="preserve"> задачі на дедукцію.</w:t>
+        <w:t>1.1. Розв’язання математичних задач:</w:t>
+      </w:r>
+    </w:p>
+    <w:p>
+      <w:pPr>
+        <w:spacing w:after="0"/>
+        <w:rPr>
+          <w:sz w:val="28"/>
+          <w:szCs w:val="28"/>
+          <w:lang w:val="uk-UA"/>
+        </w:rPr>
+      </w:pPr>
+      <w:r>
+        <w:rPr>
+          <w:sz w:val="28"/>
+          <w:szCs w:val="28"/>
+          <w:lang w:val="uk-UA"/>
+        </w:rPr>
+        <w:t>– арифметичні задачі;</w:t>
+      </w:r>
+    </w:p>
+    <w:p>
+      <w:pPr>
+        <w:spacing w:after="0"/>
+        <w:rPr>
+          <w:sz w:val="28"/>
+          <w:szCs w:val="28"/>
+          <w:lang w:val="uk-UA"/>
+        </w:rPr>
+      </w:pPr>
+      <w:r>
+        <w:rPr>
+          <w:sz w:val="28"/>
+          <w:szCs w:val="28"/>
+          <w:lang w:val="uk-UA"/>
+        </w:rPr>
+        <w:t>– алгебраїчні рівняння;</w:t>
+      </w:r>
+    </w:p>
+    <w:p>
+      <w:pPr>
+        <w:spacing w:after="0"/>
+        <w:rPr>
+          <w:sz w:val="28"/>
+          <w:szCs w:val="28"/>
+          <w:lang w:val="uk-UA"/>
+        </w:rPr>
+      </w:pPr>
+      <w:r>
+        <w:rPr>
+          <w:sz w:val="28"/>
+          <w:szCs w:val="28"/>
+          <w:lang w:val="uk-UA"/>
+        </w:rPr>
+        <w:t>– геометричні задачі.</w:t>
+      </w:r>
+    </w:p>
+    <w:p>
+      <w:pPr>
+        <w:spacing w:after="0"/>
+        <w:rPr>
+          <w:sz w:val="28"/>
+          <w:szCs w:val="28"/>
+          <w:lang w:val="uk-UA"/>
+        </w:rPr>
+      </w:pPr>
+      <w:r>
+        <w:rPr>
+          <w:sz w:val="28"/>
+          <w:szCs w:val="28"/>
+          <w:lang w:val="uk-UA"/>
+        </w:rPr>
+        <w:t>1.2. Розв’язання логічних задач:</w:t>
+      </w:r>
+    </w:p>
+    <w:p>
+      <w:pPr>
+        <w:spacing w:after="0"/>
+        <w:rPr>
+          <w:sz w:val="28"/>
+          <w:szCs w:val="28"/>
+          <w:lang w:val="uk-UA"/>
+        </w:rPr>
+      </w:pPr>
+      <w:r>
+        <w:rPr>
+          <w:sz w:val="28"/>
+          <w:szCs w:val="28"/>
+          <w:lang w:val="uk-UA"/>
+        </w:rPr>
+        <w:t>– шахові задачі;</w:t>
+      </w:r>
+    </w:p>
+    <w:p>
+      <w:pPr>
+        <w:spacing w:after="0"/>
+        <w:rPr>
+          <w:sz w:val="28"/>
+          <w:szCs w:val="28"/>
+          <w:lang w:val="uk-UA"/>
+        </w:rPr>
+      </w:pPr>
+      <w:r>
+        <w:rPr>
+          <w:sz w:val="28"/>
+          <w:szCs w:val="28"/>
+          <w:lang w:val="uk-UA"/>
+        </w:rPr>
+        <w:t>– ребуси;</w:t>
+      </w:r>
+    </w:p>
+    <w:p>
+      <w:pPr>
+        <w:spacing w:after="0"/>
+        <w:rPr>
+          <w:sz w:val="28"/>
+          <w:szCs w:val="28"/>
+          <w:lang w:val="uk-UA"/>
+        </w:rPr>
+      </w:pPr>
+      <w:r>
+        <w:rPr>
+          <w:sz w:val="28"/>
+          <w:szCs w:val="28"/>
+          <w:lang w:val="uk-UA"/>
+        </w:rPr>
+        <w:t>– задачі на дедукцію.</w:t>
       </w:r>
     </w:p>
     <w:p>
@@ -1105,7 +5824,7 @@
         <w:kern w:val="2"/>
         <w:sz w:val="24"/>
         <w:szCs w:val="24"/>
-        <w:lang w:val="ru-UA" w:eastAsia="en-US" w:bidi="ar-SA"/>
+        <w:lang w:eastAsia="en-US" w:bidi="ar-SA"/>
         <w14:ligatures w14:val="standardContextual"/>
       </w:rPr>
     </w:rPrDefault>
